--- a/hualegexue/hlgx_summary_report.docx
+++ b/hualegexue/hlgx_summary_report.docx
@@ -76,10 +76,10 @@
         <w:rPr>
           <w:b/>
         </w:rPr>
-        <w:t>v2.0.0</w:t>
+        <w:t>v2.1.7</w:t>
       </w:r>
       <w:r>
-        <w:t>(2026-08-09)</w:t>
+        <w:t>(2026-08-10)</w:t>
       </w:r>
     </w:p>
     <w:p>
@@ -522,6 +522,816 @@
     </w:p>
     <w:p>
       <w:pPr>
+        <w:pStyle w:val="Heading3"/>
+      </w:pPr>
+      <w:r>
+        <w:t>v2.0.0-cloudflare(2026-08-09)</w:t>
+      </w:r>
+    </w:p>
+    <w:p>
+      <w:r/>
+      <w:r>
+        <w:rPr>
+          <w:b/>
+        </w:rPr>
+        <w:t>云端迁移 · Cloudflare Pages + KV</w:t>
+      </w:r>
+      <w:r/>
+    </w:p>
+    <w:p>
+      <w:pPr>
+        <w:pStyle w:val="ListBullet"/>
+      </w:pPr>
+      <w:r>
+        <w:t xml:space="preserve">排行榜与游戏静态资源整体迁移至 </w:t>
+      </w:r>
+      <w:r>
+        <w:rPr>
+          <w:b/>
+        </w:rPr>
+        <w:t>Cloudflare Pages + KV</w:t>
+      </w:r>
+      <w:r>
+        <w:t>:不再依赖本地 Flask 运行时</w:t>
+      </w:r>
+    </w:p>
+    <w:p>
+      <w:pPr>
+        <w:pStyle w:val="ListBullet"/>
+      </w:pPr>
+      <w:r>
+        <w:t>排行榜 API 上云(`/hlgx/api/rank`),KV 存储三难度榜单;`_routes.json` 路由白名单</w:t>
+      </w:r>
+    </w:p>
+    <w:p>
+      <w:pPr>
+        <w:pStyle w:val="ListBullet"/>
+      </w:pPr>
+      <w:r>
+        <w:t>旧 Flask 镜像冻结为遗留版本,不再双写(详细迁移过程见根目录 MIGRATION_AUDIT.md)</w:t>
+      </w:r>
+    </w:p>
+    <w:p>
+      <w:pPr>
+        <w:pStyle w:val="Heading3"/>
+      </w:pPr>
+      <w:r>
+        <w:t>v2.0.1(2026-08-09)</w:t>
+      </w:r>
+    </w:p>
+    <w:p>
+      <w:r/>
+      <w:r>
+        <w:rPr>
+          <w:b/>
+        </w:rPr>
+        <w:t>体验修正</w:t>
+      </w:r>
+      <w:r/>
+    </w:p>
+    <w:p>
+      <w:pPr>
+        <w:pStyle w:val="ListBullet"/>
+      </w:pPr>
+      <w:r>
+        <w:t>弹窗 / 界面加</w:t>
+      </w:r>
+      <w:r>
+        <w:rPr>
+          <w:b/>
+        </w:rPr>
+        <w:t>返回键</w:t>
+      </w:r>
+      <w:r>
+        <w:t>:不设昵称也可直接退出昵称窗(不必输入昵称才能返回)</w:t>
+      </w:r>
+    </w:p>
+    <w:p>
+      <w:pPr>
+        <w:pStyle w:val="ListBullet"/>
+      </w:pPr>
+      <w:r/>
+      <w:r>
+        <w:rPr>
+          <w:b/>
+        </w:rPr>
+        <w:t>过关判定修正</w:t>
+      </w:r>
+      <w:r>
+        <w:t>:全部拾取且手牌槽无三消组合才通关——「最后一步消除也计入」,消除完仍需继续消完手牌</w:t>
+      </w:r>
+    </w:p>
+    <w:p>
+      <w:pPr>
+        <w:pStyle w:val="Heading3"/>
+      </w:pPr>
+      <w:r>
+        <w:t>v2.0.2(2026-08-09)</w:t>
+      </w:r>
+    </w:p>
+    <w:p>
+      <w:r/>
+      <w:r>
+        <w:rPr>
+          <w:b/>
+        </w:rPr>
+        <w:t>安全与性能</w:t>
+      </w:r>
+      <w:r/>
+    </w:p>
+    <w:p>
+      <w:pPr>
+        <w:pStyle w:val="ListBullet"/>
+      </w:pPr>
+      <w:r/>
+      <w:r>
+        <w:rPr>
+          <w:b/>
+        </w:rPr>
+        <w:t>排行榜删除需管理员密码</w:t>
+      </w:r>
+      <w:r>
+        <w:t>:访客不再能清空榜单(仅 GET 可公开访问)</w:t>
+      </w:r>
+    </w:p>
+    <w:p>
+      <w:pPr>
+        <w:pStyle w:val="ListBullet"/>
+      </w:pPr>
+      <w:r/>
+      <w:r>
+        <w:rPr>
+          <w:b/>
+        </w:rPr>
+        <w:t>全站点击/按键响应提速</w:t>
+      </w:r>
+      <w:r>
+        <w:t>:滤镜过渡移除、像素坐标缓存(遮挡判定不再重复计算)、遮挡增量刷新(仅状态变化块更新)、手牌槽增量渲染</w:t>
+      </w:r>
+    </w:p>
+    <w:p>
+      <w:pPr>
+        <w:pStyle w:val="Heading3"/>
+      </w:pPr>
+      <w:r>
+        <w:t>v2.1.0(2026-08-10)</w:t>
+      </w:r>
+    </w:p>
+    <w:p>
+      <w:r/>
+      <w:r>
+        <w:rPr>
+          <w:b/>
+        </w:rPr>
+        <w:t>工程化重构(大版本)</w:t>
+      </w:r>
+      <w:r/>
+    </w:p>
+    <w:p>
+      <w:pPr>
+        <w:pStyle w:val="ListBullet"/>
+      </w:pPr>
+      <w:r/>
+      <w:r>
+        <w:rPr>
+          <w:b/>
+        </w:rPr>
+        <w:t>技术栈重构</w:t>
+      </w:r>
+      <w:r>
+        <w:t>:Vite + React 19 + TypeScript + Tailwind CSS + shadcn/ui + React Router 7;</w:t>
+      </w:r>
+    </w:p>
+    <w:p>
+      <w:r>
+        <w:t xml:space="preserve">  多页构建(游戏入口 / 管理后台入口),纯逻辑(棋盘/消除/胜负)与 UI 分离,可测性强</w:t>
+      </w:r>
+    </w:p>
+    <w:p>
+      <w:pPr>
+        <w:pStyle w:val="ListBullet"/>
+      </w:pPr>
+      <w:r/>
+      <w:r>
+        <w:rPr>
+          <w:b/>
+        </w:rPr>
+        <w:t>游戏三页面重写</w:t>
+      </w:r>
+      <w:r>
+        <w:t>:大厅 / 游戏页 / 榜单页 + 新手引导(可跳过、「不再显示」)+ 人性化文案 + 全站移动端适配</w:t>
+      </w:r>
+    </w:p>
+    <w:p>
+      <w:pPr>
+        <w:pStyle w:val="ListBullet"/>
+      </w:pPr>
+      <w:r/>
+      <w:r>
+        <w:rPr>
+          <w:b/>
+        </w:rPr>
+        <w:t>管理后台 /admin</w:t>
+      </w:r>
+      <w:r>
+        <w:t>:令牌登录;四大模块——数据看板 / 榜单管理(单条删、清榜)/ 审计日志 / 会话管理;</w:t>
+      </w:r>
+    </w:p>
+    <w:p>
+      <w:r>
+        <w:t xml:space="preserve">  操作全程审计、危险操作二次确认;</w:t>
+      </w:r>
+      <w:r>
+        <w:rPr>
+          <w:b/>
+        </w:rPr>
+        <w:t>管理功能全部收归后台,用户界面只保留查看与提交</w:t>
+      </w:r>
+      <w:r/>
+    </w:p>
+    <w:p>
+      <w:pPr>
+        <w:pStyle w:val="ListBullet"/>
+      </w:pPr>
+      <w:r/>
+      <w:r>
+        <w:rPr>
+          <w:b/>
+        </w:rPr>
+        <w:t>用户 API 加固</w:t>
+      </w:r>
+      <w:r>
+        <w:t>:提交限频(60s/IP)、昵称清洗(trim/去控制字符/长度限制)、单难度榜单上限 200 条</w:t>
+      </w:r>
+    </w:p>
+    <w:p>
+      <w:pPr>
+        <w:pStyle w:val="ListBullet"/>
+      </w:pPr>
+      <w:r/>
+      <w:r>
+        <w:rPr>
+          <w:b/>
+        </w:rPr>
+        <w:t>体验统一</w:t>
+      </w:r>
+      <w:r>
+        <w:t>:所有弹窗带右上角 ✕ 关闭(Esc 亦可);胜负/结算弹窗解释排名规则与扣血原因</w:t>
+      </w:r>
+    </w:p>
+    <w:p>
+      <w:pPr>
+        <w:pStyle w:val="ListBullet"/>
+      </w:pPr>
+      <w:r>
+        <w:t>旧版全部断言迁移至 Vitest,新增 API 契约自测与端到端测试</w:t>
+      </w:r>
+    </w:p>
+    <w:p>
+      <w:pPr>
+        <w:pStyle w:val="Heading3"/>
+      </w:pPr>
+      <w:r>
+        <w:t>v2.1.1(2026-08-10)</w:t>
+      </w:r>
+    </w:p>
+    <w:p>
+      <w:r/>
+      <w:r>
+        <w:rPr>
+          <w:b/>
+        </w:rPr>
+        <w:t>缺陷修复与体验优化</w:t>
+      </w:r>
+      <w:r/>
+    </w:p>
+    <w:p>
+      <w:pPr>
+        <w:pStyle w:val="ListBullet"/>
+      </w:pPr>
+      <w:r/>
+      <w:r>
+        <w:rPr>
+          <w:b/>
+        </w:rPr>
+        <w:t>修复「幽灵容器」拦截点击</w:t>
+      </w:r>
+      <w:r>
+        <w:t>:已移除卡牌的父定位容器仍拦截点击,导致部分解锁卡牌无法入槽;</w:t>
+      </w:r>
+    </w:p>
+    <w:p>
+      <w:r>
+        <w:t xml:space="preserve">  由视觉 QA 复现(dom-evidence)定位,修复为容器 `pointer-events:none` + 卡牌显式恢复可点,qa-repro 回归通过</w:t>
+      </w:r>
+    </w:p>
+    <w:p>
+      <w:pPr>
+        <w:pStyle w:val="ListBullet"/>
+      </w:pPr>
+      <w:r/>
+      <w:r>
+        <w:rPr>
+          <w:b/>
+        </w:rPr>
+        <w:t>昵称记忆</w:t>
+      </w:r>
+      <w:r>
+        <w:t>:localStorage 记住上次输入,刷新/再次进入自动预填</w:t>
+      </w:r>
+    </w:p>
+    <w:p>
+      <w:pPr>
+        <w:pStyle w:val="ListBullet"/>
+      </w:pPr>
+      <w:r/>
+      <w:r>
+        <w:rPr>
+          <w:b/>
+        </w:rPr>
+        <w:t>开发体验</w:t>
+      </w:r>
+      <w:r>
+        <w:t>:JSX 元素自动注入 `data-code-path="文件:行:列"`(仅 dev 模式,便于定位组件)</w:t>
+      </w:r>
+    </w:p>
+    <w:p>
+      <w:pPr>
+        <w:pStyle w:val="Heading3"/>
+      </w:pPr>
+      <w:r>
+        <w:t>v2.1.2(2026-08-10)</w:t>
+      </w:r>
+    </w:p>
+    <w:p>
+      <w:r/>
+      <w:r>
+        <w:rPr>
+          <w:b/>
+        </w:rPr>
+        <w:t>安全事件处置与加固</w:t>
+      </w:r>
+      <w:r/>
+    </w:p>
+    <w:p>
+      <w:pPr>
+        <w:pStyle w:val="ListBullet"/>
+      </w:pPr>
+      <w:r/>
+      <w:r>
+        <w:rPr>
+          <w:b/>
+        </w:rPr>
+        <w:t>安全事件</w:t>
+      </w:r>
+      <w:r>
+        <w:t>:攻击者(IP 36.102.35.x)经泄露的管理员令牌登录后台刷入虚假排行榜记录(由审计日志发现)</w:t>
+      </w:r>
+    </w:p>
+    <w:p>
+      <w:pPr>
+        <w:pStyle w:val="ListBullet"/>
+      </w:pPr>
+      <w:r/>
+      <w:r>
+        <w:rPr>
+          <w:b/>
+        </w:rPr>
+        <w:t>处置</w:t>
+      </w:r>
+      <w:r>
+        <w:t>:轮换 ADMIN_TOKEN、清除全部管理会话、清理被污染的榜单数据</w:t>
+      </w:r>
+    </w:p>
+    <w:p>
+      <w:pPr>
+        <w:pStyle w:val="ListBullet"/>
+      </w:pPr>
+      <w:r/>
+      <w:r>
+        <w:rPr>
+          <w:b/>
+        </w:rPr>
+        <w:t>提交 API 加固</w:t>
+      </w:r>
+      <w:r>
+        <w:t>:用时 &lt;10 秒拒绝(防脚本刷假成绩)、昵称过滤 `&lt;` `&gt;` 字符(防注入试探)、</w:t>
+      </w:r>
+    </w:p>
+    <w:p>
+      <w:r>
+        <w:t xml:space="preserve">  同一昵称 24h 内限 3 次(防同名刷屏)</w:t>
+      </w:r>
+    </w:p>
+    <w:p>
+      <w:pPr>
+        <w:pStyle w:val="Heading3"/>
+      </w:pPr>
+      <w:r>
+        <w:t>v2.1.3(2026-08-10)</w:t>
+      </w:r>
+    </w:p>
+    <w:p>
+      <w:r/>
+      <w:r>
+        <w:rPr>
+          <w:b/>
+        </w:rPr>
+        <w:t>昵称规则</w:t>
+      </w:r>
+      <w:r/>
+    </w:p>
+    <w:p>
+      <w:pPr>
+        <w:pStyle w:val="ListBullet"/>
+      </w:pPr>
+      <w:r/>
+      <w:r>
+        <w:rPr>
+          <w:b/>
+        </w:rPr>
+        <w:t>最多 10 个字</w:t>
+      </w:r>
+      <w:r>
+        <w:t>:界面实时计数(X/10),超长即时拦截,后端同样强制</w:t>
+      </w:r>
+    </w:p>
+    <w:p>
+      <w:pPr>
+        <w:pStyle w:val="ListBullet"/>
+      </w:pPr>
+      <w:r/>
+      <w:r>
+        <w:rPr>
+          <w:b/>
+        </w:rPr>
+        <w:t>违禁词检测</w:t>
+      </w:r>
+      <w:r>
+        <w:t>:违背公序良俗的字词组合(辱骂/色情等)一律拒绝;前后端双份词表,</w:t>
+      </w:r>
+    </w:p>
+    <w:p>
+      <w:r>
+        <w:t xml:space="preserve">  后端强制 400——含违禁词无法进入游戏、无法上榜</w:t>
+      </w:r>
+    </w:p>
+    <w:p>
+      <w:pPr>
+        <w:pStyle w:val="Heading3"/>
+      </w:pPr>
+      <w:r>
+        <w:t>v2.1.4(2026-08-10)</w:t>
+      </w:r>
+    </w:p>
+    <w:p>
+      <w:r/>
+      <w:r>
+        <w:rPr>
+          <w:b/>
+        </w:rPr>
+        <w:t>平台分榜与版本治理</w:t>
+      </w:r>
+      <w:r/>
+    </w:p>
+    <w:p>
+      <w:pPr>
+        <w:pStyle w:val="ListBullet"/>
+      </w:pPr>
+      <w:r/>
+      <w:r>
+        <w:rPr>
+          <w:b/>
+        </w:rPr>
+        <w:t>版本号统一</w:t>
+      </w:r>
+      <w:r>
+        <w:t>:全站版本单一来源 `src/version.ts`,界面版本号跟随发布自动更新(修复旧版界面版本停留问题)</w:t>
+      </w:r>
+    </w:p>
+    <w:p>
+      <w:pPr>
+        <w:pStyle w:val="ListBullet"/>
+      </w:pPr>
+      <w:r/>
+      <w:r>
+        <w:rPr>
+          <w:b/>
+        </w:rPr>
+        <w:t>违禁词扩充</w:t>
+      </w:r>
+      <w:r>
+        <w:t>:补充违反党史国情/国家大政方针的词条 + 英文脏话(f</w:t>
+      </w:r>
+      <w:r>
+        <w:rPr>
+          <w:b/>
+        </w:rPr>
+        <w:t>k 等遮蔽写法)</w:t>
+      </w:r>
+    </w:p>
+    <w:p>
+      <w:pPr>
+        <w:pStyle w:val="ListBullet"/>
+      </w:pPr>
+      <w:r/>
+      <w:r>
+        <w:rPr>
+          <w:b/>
+        </w:rPr>
+        <w:t>手游/端游榜单分离</w:t>
+      </w:r>
+      <w:r>
+        <w:t>:平台自动检测(pointer/maxTouchPoints/UA 兜底);提交时区分平台,</w:t>
+      </w:r>
+    </w:p>
+    <w:p>
+      <w:r>
+        <w:t xml:space="preserve">  榜单分开展示(端游/手游 tabs);</w:t>
+      </w:r>
+      <w:r>
+        <w:rPr>
+          <w:b/>
+        </w:rPr>
+        <w:t>排名仅与同平台比较</w:t>
+      </w:r>
+      <w:r>
+        <w:t>;历史条目(无平台字段)归端游;管理端显示平台列</w:t>
+      </w:r>
+    </w:p>
+    <w:p>
+      <w:pPr>
+        <w:pStyle w:val="Heading3"/>
+      </w:pPr>
+      <w:r>
+        <w:t>v2.1.5(2026-08-10)</w:t>
+      </w:r>
+    </w:p>
+    <w:p>
+      <w:r/>
+      <w:r>
+        <w:rPr>
+          <w:b/>
+        </w:rPr>
+        <w:t>物质库扩容与多类别消除</w:t>
+      </w:r>
+      <w:r/>
+    </w:p>
+    <w:p>
+      <w:pPr>
+        <w:pStyle w:val="ListBullet"/>
+      </w:pPr>
+      <w:r/>
+      <w:r>
+        <w:rPr>
+          <w:b/>
+        </w:rPr>
+        <w:t>物质库扩容至 218 种</w:t>
+      </w:r>
+      <w:r>
+        <w:t>:新增 12 种有机物(环己烷/异丁烷/正戊烷/异戊二烯/甲酸/草酸/苯乙烯/</w:t>
+      </w:r>
+    </w:p>
+    <w:p>
+      <w:r>
+        <w:t xml:space="preserve">  苯胺/硝基苯/尿素/甘氨酸/氯乙烯)+ 9 种盐(硫代硫酸钠/亚硫酸氢钠/过二硫酸钾/碳酸铵/磷酸铵/</w:t>
+      </w:r>
+    </w:p>
+    <w:p>
+      <w:r>
+        <w:t xml:space="preserve">  铬酸钠/硫酸铬/硫化亚铁/铬酸银);其他类别本次不新增</w:t>
+      </w:r>
+    </w:p>
+    <w:p>
+      <w:pPr>
+        <w:pStyle w:val="ListBullet"/>
+      </w:pPr>
+      <w:r/>
+      <w:r>
+        <w:rPr>
+          <w:b/>
+        </w:rPr>
+        <w:t>多类别消除(有机酸双身份)</w:t>
+      </w:r>
+      <w:r>
+        <w:t>:醋酸/甲酸/草酸(主类酸)+ 苯甲酸/甘氨酸(主类有机物)跨类——</w:t>
+      </w:r>
+    </w:p>
+    <w:p>
+      <w:r>
+        <w:t xml:space="preserve">  既能与盐酸、硫酸等无机酸按「酸」消除,也能与甲烷、乙醇等按「有机物」消除;</w:t>
+      </w:r>
+    </w:p>
+    <w:p>
+      <w:r>
+        <w:t xml:space="preserve">  `canEliminate`/`clearSelected` 按全部类别交集判定</w:t>
+      </w:r>
+    </w:p>
+    <w:p>
+      <w:pPr>
+        <w:pStyle w:val="ListBullet"/>
+      </w:pPr>
+      <w:r/>
+      <w:r>
+        <w:rPr>
+          <w:b/>
+        </w:rPr>
+        <w:t>简介全部重写(218 条)</w:t>
+      </w:r>
+      <w:r>
+        <w:t>:保持 ≤10 字(去除 ,，· 后),内容更具体(如氢氧化钾「制软皂,强腐蚀」),</w:t>
+      </w:r>
+    </w:p>
+    <w:p>
+      <w:r>
+        <w:t xml:space="preserve">  </w:t>
+      </w:r>
+      <w:r>
+        <w:rPr>
+          <w:b/>
+        </w:rPr>
+        <w:t>不暴露物质类别</w:t>
+      </w:r>
+      <w:r>
+        <w:t>(悬停可见,防玩家靠简介作弊);新增 Vitest 断言逐条扫描</w:t>
+      </w:r>
+    </w:p>
+    <w:p>
+      <w:pPr>
+        <w:pStyle w:val="ListBullet"/>
+      </w:pPr>
+      <w:r>
+        <w:t>玩法介绍补充有机酸双类别规则</w:t>
+      </w:r>
+    </w:p>
+    <w:p>
+      <w:pPr>
+        <w:pStyle w:val="Heading3"/>
+      </w:pPr>
+      <w:r>
+        <w:t>v2.1.6(2026-08-10)</w:t>
+      </w:r>
+    </w:p>
+    <w:p>
+      <w:r/>
+      <w:r>
+        <w:rPr>
+          <w:b/>
+        </w:rPr>
+        <w:t>放开同名昵称与玩法说明完善</w:t>
+      </w:r>
+      <w:r/>
+    </w:p>
+    <w:p>
+      <w:pPr>
+        <w:pStyle w:val="ListBullet"/>
+      </w:pPr>
+      <w:r/>
+      <w:r>
+        <w:rPr>
+          <w:b/>
+        </w:rPr>
+        <w:t>放开同名昵称</w:t>
+      </w:r>
+      <w:r>
+        <w:t>:删除「同名 24h 限 3 次」限制、删除查重接口(/hlgx/api/name/exists、/suggest)</w:t>
+      </w:r>
+    </w:p>
+    <w:p>
+      <w:r>
+        <w:t xml:space="preserve">  与前端重名提示、删除自动尾缀编号(`X*001`)机制——靠上榜时间区分不同玩家,同名可正常多次上榜</w:t>
+      </w:r>
+    </w:p>
+    <w:p>
+      <w:pPr>
+        <w:pStyle w:val="ListBullet"/>
+      </w:pPr>
+      <w:r/>
+      <w:r>
+        <w:rPr>
+          <w:b/>
+        </w:rPr>
+        <w:t>玩法介绍完善</w:t>
+      </w:r>
+      <w:r>
+        <w:t>:明确分类标准共 7 类(金属单质/非金属单质/有机物/酸/碱/盐/氧化物),</w:t>
+      </w:r>
+    </w:p>
+    <w:p>
+      <w:r>
+        <w:t xml:space="preserve">  </w:t>
+      </w:r>
+      <w:r>
+        <w:rPr>
+          <w:b/>
+        </w:rPr>
+        <w:t>金属单质与非金属单质是两类、不能互消</w:t>
+      </w:r>
+      <w:r>
+        <w:t>;「同类」定义去掉实际举例精简文案;</w:t>
+      </w:r>
+    </w:p>
+    <w:p>
+      <w:r>
+        <w:t xml:space="preserve">  文案「压着别人的牌」改「压着别的牌的牌」(消除歧义)</w:t>
+      </w:r>
+    </w:p>
+    <w:p>
+      <w:pPr>
+        <w:pStyle w:val="ListBullet"/>
+      </w:pPr>
+      <w:r>
+        <w:t>保留全部防刷机制(60s/IP 限频、违禁词、10 字限制、`&lt; &gt;` 过滤、成绩 ≥10s)</w:t>
+      </w:r>
+    </w:p>
+    <w:p>
+      <w:pPr>
+        <w:pStyle w:val="Heading3"/>
+      </w:pPr>
+      <w:r>
+        <w:t>v2.1.7(2026-08-10)</w:t>
+      </w:r>
+    </w:p>
+    <w:p>
+      <w:r/>
+      <w:r>
+        <w:rPr>
+          <w:b/>
+        </w:rPr>
+        <w:t>数据安全修复</w:t>
+      </w:r>
+      <w:r/>
+    </w:p>
+    <w:p>
+      <w:pPr>
+        <w:pStyle w:val="ListBullet"/>
+      </w:pPr>
+      <w:r/>
+      <w:r>
+        <w:rPr>
+          <w:b/>
+        </w:rPr>
+        <w:t>事故</w:t>
+      </w:r>
+      <w:r>
+        <w:t>:生产验证脚本 verify_prod 采用「清空全部榜单 → 人工恢复」流程,恢复环节遗漏会</w:t>
+      </w:r>
+      <w:r>
+        <w:rPr>
+          <w:b/>
+        </w:rPr>
+        <w:t>丢失玩家排行榜记录</w:t>
+      </w:r>
+      <w:r/>
+    </w:p>
+    <w:p>
+      <w:pPr>
+        <w:pStyle w:val="ListBullet"/>
+      </w:pPr>
+      <w:r/>
+      <w:r>
+        <w:rPr>
+          <w:b/>
+        </w:rPr>
+        <w:t>修复</w:t>
+      </w:r>
+      <w:r>
+        <w:t>:脚本彻底</w:t>
+      </w:r>
+      <w:r>
+        <w:rPr>
+          <w:b/>
+        </w:rPr>
+        <w:t>非破坏化</w:t>
+      </w:r>
+      <w:r>
+        <w:t>——全程不再调用清榜 API;收尾仅按唯一测试昵称</w:t>
+      </w:r>
+      <w:r>
+        <w:rPr>
+          <w:b/>
+        </w:rPr>
+        <w:t>单条删除</w:t>
+      </w:r>
+      <w:r>
+        <w:t>本脚本自己</w:t>
+      </w:r>
+    </w:p>
+    <w:p>
+      <w:r>
+        <w:t xml:space="preserve">  提交的测试条目,并断言真实数据原样保留;可连续重跑、多次运行互不影响</w:t>
+      </w:r>
+    </w:p>
+    <w:p>
+      <w:pPr>
+        <w:pStyle w:val="ListBullet"/>
+      </w:pPr>
+      <w:r>
+        <w:t>追溯:审计日志持续记录删条/清榜操作(rank_delete_one / rank_clear_mode / rank_clear_all),管理员后台可查</w:t>
+      </w:r>
+    </w:p>
+    <w:p>
+      <w:pPr>
         <w:pStyle w:val="Heading2"/>
       </w:pPr>
       <w:r>
@@ -723,7 +1533,7 @@
         <w:pStyle w:val="Heading3"/>
       </w:pPr>
       <w:r>
-        <w:t>物质库统计(197 种)</w:t>
+        <w:t>物质库统计(218 种, v2.1.5 扩容)</w:t>
       </w:r>
     </w:p>
     <w:tbl>
@@ -841,7 +1651,7 @@
           </w:tcPr>
           <w:p>
             <w:r>
-              <w:t>18</w:t>
+              <w:t>20</w:t>
             </w:r>
           </w:p>
         </w:tc>
@@ -885,7 +1695,7 @@
           </w:tcPr>
           <w:p>
             <w:r>
-              <w:t>59</w:t>
+              <w:t>68</w:t>
             </w:r>
           </w:p>
         </w:tc>
@@ -907,7 +1717,7 @@
           </w:tcPr>
           <w:p>
             <w:r>
-              <w:t>25</w:t>
+              <w:t>35</w:t>
             </w:r>
           </w:p>
         </w:tc>

--- a/hualegexue/hlgx_summary_report.docx
+++ b/hualegexue/hlgx_summary_report.docx
@@ -76,10 +76,19 @@
         <w:rPr>
           <w:b/>
         </w:rPr>
-        <w:t>v2.1.7</w:t>
+        <w:t>v2.1.8</w:t>
       </w:r>
       <w:r>
         <w:t>(2026-08-10)</w:t>
+      </w:r>
+    </w:p>
+    <w:p>
+      <w:r>
+        <w:rPr>
+          <w:i/>
+          <w:color w:val="666666"/>
+        </w:rPr>
+        <w:t>更新贡献人:开发团队</w:t>
       </w:r>
     </w:p>
     <w:p>
@@ -96,6 +105,15 @@
       </w:pPr>
       <w:r>
         <w:t>v1.0.1(先前, 2026-08-08)</w:t>
+      </w:r>
+    </w:p>
+    <w:p>
+      <w:r>
+        <w:rPr>
+          <w:i/>
+          <w:color w:val="666666"/>
+        </w:rPr>
+        <w:t>更新贡献人:开发团队</w:t>
       </w:r>
     </w:p>
     <w:p>
@@ -214,6 +232,15 @@
       </w:pPr>
       <w:r>
         <w:t>v1.1.1(2026-08-09)</w:t>
+      </w:r>
+    </w:p>
+    <w:p>
+      <w:r>
+        <w:rPr>
+          <w:i/>
+          <w:color w:val="666666"/>
+        </w:rPr>
+        <w:t>更新贡献人:开发团队</w:t>
       </w:r>
     </w:p>
     <w:p>
@@ -379,6 +406,15 @@
       </w:r>
     </w:p>
     <w:p>
+      <w:r>
+        <w:rPr>
+          <w:i/>
+          <w:color w:val="666666"/>
+        </w:rPr>
+        <w:t>更新贡献人:开发团队</w:t>
+      </w:r>
+    </w:p>
+    <w:p>
       <w:r/>
       <w:r>
         <w:rPr>
@@ -418,6 +454,15 @@
       </w:pPr>
       <w:r>
         <w:t>v2.0.0(2026-08-09)</w:t>
+      </w:r>
+    </w:p>
+    <w:p>
+      <w:r>
+        <w:rPr>
+          <w:i/>
+          <w:color w:val="666666"/>
+        </w:rPr>
+        <w:t>更新贡献人:开发团队</w:t>
       </w:r>
     </w:p>
     <w:p>
@@ -529,6 +574,15 @@
       </w:r>
     </w:p>
     <w:p>
+      <w:r>
+        <w:rPr>
+          <w:i/>
+          <w:color w:val="666666"/>
+        </w:rPr>
+        <w:t>更新贡献人:开发团队</w:t>
+      </w:r>
+    </w:p>
+    <w:p>
       <w:r/>
       <w:r>
         <w:rPr>
@@ -577,6 +631,15 @@
       </w:pPr>
       <w:r>
         <w:t>v2.0.1(2026-08-09)</w:t>
+      </w:r>
+    </w:p>
+    <w:p>
+      <w:r>
+        <w:rPr>
+          <w:i/>
+          <w:color w:val="666666"/>
+        </w:rPr>
+        <w:t>更新贡献人:开发团队</w:t>
       </w:r>
     </w:p>
     <w:p>
@@ -630,6 +693,15 @@
       </w:r>
     </w:p>
     <w:p>
+      <w:r>
+        <w:rPr>
+          <w:i/>
+          <w:color w:val="666666"/>
+        </w:rPr>
+        <w:t>更新贡献人:开发团队</w:t>
+      </w:r>
+    </w:p>
+    <w:p>
       <w:r/>
       <w:r>
         <w:rPr>
@@ -675,6 +747,15 @@
       </w:pPr>
       <w:r>
         <w:t>v2.1.0(2026-08-10)</w:t>
+      </w:r>
+    </w:p>
+    <w:p>
+      <w:r>
+        <w:rPr>
+          <w:i/>
+          <w:color w:val="666666"/>
+        </w:rPr>
+        <w:t>更新贡献人:开发团队</w:t>
       </w:r>
     </w:p>
     <w:p>
@@ -796,6 +877,15 @@
       </w:r>
     </w:p>
     <w:p>
+      <w:r>
+        <w:rPr>
+          <w:i/>
+          <w:color w:val="666666"/>
+        </w:rPr>
+        <w:t>更新贡献人:开发团队</w:t>
+      </w:r>
+    </w:p>
+    <w:p>
       <w:r/>
       <w:r>
         <w:rPr>
@@ -861,6 +951,15 @@
       </w:pPr>
       <w:r>
         <w:t>v2.1.2(2026-08-10)</w:t>
+      </w:r>
+    </w:p>
+    <w:p>
+      <w:r>
+        <w:rPr>
+          <w:i/>
+          <w:color w:val="666666"/>
+        </w:rPr>
+        <w:t>更新贡献人:开发团队</w:t>
       </w:r>
     </w:p>
     <w:p>
@@ -932,6 +1031,15 @@
       </w:r>
     </w:p>
     <w:p>
+      <w:r>
+        <w:rPr>
+          <w:i/>
+          <w:color w:val="666666"/>
+        </w:rPr>
+        <w:t>更新贡献人:开发团队</w:t>
+      </w:r>
+    </w:p>
+    <w:p>
       <w:r/>
       <w:r>
         <w:rPr>
@@ -982,6 +1090,15 @@
       </w:pPr>
       <w:r>
         <w:t>v2.1.4(2026-08-10)</w:t>
+      </w:r>
+    </w:p>
+    <w:p>
+      <w:r>
+        <w:rPr>
+          <w:i/>
+          <w:color w:val="666666"/>
+        </w:rPr>
+        <w:t>更新贡献人:开发团队</w:t>
       </w:r>
     </w:p>
     <w:p>
@@ -1065,6 +1182,15 @@
       </w:pPr>
       <w:r>
         <w:t>v2.1.5(2026-08-10)</w:t>
+      </w:r>
+    </w:p>
+    <w:p>
+      <w:r>
+        <w:rPr>
+          <w:i/>
+          <w:color w:val="666666"/>
+        </w:rPr>
+        <w:t>更新贡献人:开发团队</w:t>
       </w:r>
     </w:p>
     <w:p>
@@ -1173,6 +1299,15 @@
       </w:r>
     </w:p>
     <w:p>
+      <w:r>
+        <w:rPr>
+          <w:i/>
+          <w:color w:val="666666"/>
+        </w:rPr>
+        <w:t>更新贡献人:开发团队</w:t>
+      </w:r>
+    </w:p>
+    <w:p>
       <w:r/>
       <w:r>
         <w:rPr>
@@ -1253,6 +1388,15 @@
       </w:r>
     </w:p>
     <w:p>
+      <w:r>
+        <w:rPr>
+          <w:i/>
+          <w:color w:val="666666"/>
+        </w:rPr>
+        <w:t>更新贡献人:开发团队</w:t>
+      </w:r>
+    </w:p>
+    <w:p>
       <w:r/>
       <w:r>
         <w:rPr>
@@ -1328,6 +1472,102 @@
       </w:pPr>
       <w:r>
         <w:t>追溯:审计日志持续记录删条/清榜操作(rank_delete_one / rank_clear_mode / rank_clear_all),管理员后台可查</w:t>
+      </w:r>
+    </w:p>
+    <w:p>
+      <w:pPr>
+        <w:pStyle w:val="Heading3"/>
+      </w:pPr>
+      <w:r>
+        <w:t>v2.1.8(2026-08-10)</w:t>
+      </w:r>
+    </w:p>
+    <w:p>
+      <w:r>
+        <w:rPr>
+          <w:i/>
+          <w:color w:val="666666"/>
+        </w:rPr>
+        <w:t>更新贡献人:开发团队</w:t>
+      </w:r>
+    </w:p>
+    <w:p>
+      <w:r/>
+      <w:r>
+        <w:rPr>
+          <w:b/>
+        </w:rPr>
+        <w:t>体验与数据修正</w:t>
+      </w:r>
+      <w:r/>
+    </w:p>
+    <w:p>
+      <w:pPr>
+        <w:pStyle w:val="ListBullet"/>
+      </w:pPr>
+      <w:r/>
+      <w:r>
+        <w:rPr>
+          <w:b/>
+        </w:rPr>
+        <w:t>移动端棋盘放大</w:t>
+      </w:r>
+      <w:r>
+        <w:t>:7×7 底层几乎占满屏幕宽度——缩放计算不再保留内置 20px 边距,仅留 2px 呼吸空间,手机端卡牌明显变大、更易点击</w:t>
+      </w:r>
+    </w:p>
+    <w:p>
+      <w:pPr>
+        <w:pStyle w:val="ListBullet"/>
+      </w:pPr>
+      <w:r/>
+      <w:r>
+        <w:rPr>
+          <w:b/>
+        </w:rPr>
+        <w:t>题库修正</w:t>
+      </w:r>
+      <w:r>
+        <w:t xml:space="preserve">:删除二氟化氧(OF₂)——它属于氟化物而非氧化物,连带删除其性质简介;物质库 218 → </w:t>
+      </w:r>
+      <w:r>
+        <w:rPr>
+          <w:b/>
+        </w:rPr>
+        <w:t>217 种</w:t>
+      </w:r>
+      <w:r>
+        <w:t>(氧化物 37 → 36)</w:t>
+      </w:r>
+    </w:p>
+    <w:p>
+      <w:pPr>
+        <w:pStyle w:val="ListBullet"/>
+      </w:pPr>
+      <w:r/>
+      <w:r>
+        <w:rPr>
+          <w:b/>
+        </w:rPr>
+        <w:t>特别鸣谢专栏</w:t>
+      </w:r>
+      <w:r>
+        <w:t>:游戏主页面下方新增「特别鸣谢」专栏(标题 + 分隔线,内容暂空,预留后续展示)</w:t>
+      </w:r>
+    </w:p>
+    <w:p>
+      <w:pPr>
+        <w:pStyle w:val="ListBullet"/>
+      </w:pPr>
+      <w:r/>
+      <w:r>
+        <w:rPr>
+          <w:b/>
+        </w:rPr>
+        <w:t>更新贡献人栏目</w:t>
+      </w:r>
+      <w:r>
+        <w:t>:本报告每个版本条目新增「更新贡献人」标注(自本次起贯彻落实,历史条目已统一补注)</w:t>
       </w:r>
     </w:p>
     <w:p>
@@ -1533,7 +1773,7 @@
         <w:pStyle w:val="Heading3"/>
       </w:pPr>
       <w:r>
-        <w:t>物质库统计(218 种, v2.1.5 扩容)</w:t>
+        <w:t>物质库统计(217 种, v2.1.8 移除二氟化氧)</w:t>
       </w:r>
     </w:p>
     <w:tbl>
@@ -1629,7 +1869,7 @@
           </w:tcPr>
           <w:p>
             <w:r>
-              <w:t>37</w:t>
+              <w:t>36</w:t>
             </w:r>
           </w:p>
         </w:tc>

--- a/hualegexue/hlgx_summary_report.docx
+++ b/hualegexue/hlgx_summary_report.docx
@@ -88,7 +88,7 @@
           <w:i/>
           <w:color w:val="666666"/>
         </w:rPr>
-        <w:t>更新贡献人:开发团队</w:t>
+        <w:t>更新贡献人:ps、Skjusty、壹棵小玖菜</w:t>
       </w:r>
     </w:p>
     <w:p>
@@ -113,7 +113,7 @@
           <w:i/>
           <w:color w:val="666666"/>
         </w:rPr>
-        <w:t>更新贡献人:开发团队</w:t>
+        <w:t>更新贡献人:ps</w:t>
       </w:r>
     </w:p>
     <w:p>
@@ -240,7 +240,7 @@
           <w:i/>
           <w:color w:val="666666"/>
         </w:rPr>
-        <w:t>更新贡献人:开发团队</w:t>
+        <w:t>更新贡献人:ps</w:t>
       </w:r>
     </w:p>
     <w:p>
@@ -411,7 +411,7 @@
           <w:i/>
           <w:color w:val="666666"/>
         </w:rPr>
-        <w:t>更新贡献人:开发团队</w:t>
+        <w:t>更新贡献人:ps</w:t>
       </w:r>
     </w:p>
     <w:p>
@@ -462,7 +462,7 @@
           <w:i/>
           <w:color w:val="666666"/>
         </w:rPr>
-        <w:t>更新贡献人:开发团队</w:t>
+        <w:t>更新贡献人:ps</w:t>
       </w:r>
     </w:p>
     <w:p>
@@ -579,7 +579,7 @@
           <w:i/>
           <w:color w:val="666666"/>
         </w:rPr>
-        <w:t>更新贡献人:开发团队</w:t>
+        <w:t>更新贡献人:在下雨</w:t>
       </w:r>
     </w:p>
     <w:p>
@@ -639,7 +639,7 @@
           <w:i/>
           <w:color w:val="666666"/>
         </w:rPr>
-        <w:t>更新贡献人:开发团队</w:t>
+        <w:t>更新贡献人:ps、在下雨</w:t>
       </w:r>
     </w:p>
     <w:p>
@@ -698,7 +698,7 @@
           <w:i/>
           <w:color w:val="666666"/>
         </w:rPr>
-        <w:t>更新贡献人:开发团队</w:t>
+        <w:t>更新贡献人:ps</w:t>
       </w:r>
     </w:p>
     <w:p>
@@ -755,7 +755,7 @@
           <w:i/>
           <w:color w:val="666666"/>
         </w:rPr>
-        <w:t>更新贡献人:开发团队</w:t>
+        <w:t>更新贡献人:ps、在下雨</w:t>
       </w:r>
     </w:p>
     <w:p>
@@ -882,7 +882,7 @@
           <w:i/>
           <w:color w:val="666666"/>
         </w:rPr>
-        <w:t>更新贡献人:开发团队</w:t>
+        <w:t>更新贡献人:ps、在下雨</w:t>
       </w:r>
     </w:p>
     <w:p>
@@ -959,7 +959,7 @@
           <w:i/>
           <w:color w:val="666666"/>
         </w:rPr>
-        <w:t>更新贡献人:开发团队</w:t>
+        <w:t>更新贡献人:ps、在下雨</w:t>
       </w:r>
     </w:p>
     <w:p>
@@ -1036,7 +1036,7 @@
           <w:i/>
           <w:color w:val="666666"/>
         </w:rPr>
-        <w:t>更新贡献人:开发团队</w:t>
+        <w:t>更新贡献人:ps</w:t>
       </w:r>
     </w:p>
     <w:p>
@@ -1098,7 +1098,7 @@
           <w:i/>
           <w:color w:val="666666"/>
         </w:rPr>
-        <w:t>更新贡献人:开发团队</w:t>
+        <w:t>更新贡献人:ps</w:t>
       </w:r>
     </w:p>
     <w:p>
@@ -1190,7 +1190,7 @@
           <w:i/>
           <w:color w:val="666666"/>
         </w:rPr>
-        <w:t>更新贡献人:开发团队</w:t>
+        <w:t>更新贡献人:ps、Skjusty</w:t>
       </w:r>
     </w:p>
     <w:p>
@@ -1304,7 +1304,7 @@
           <w:i/>
           <w:color w:val="666666"/>
         </w:rPr>
-        <w:t>更新贡献人:开发团队</w:t>
+        <w:t>更新贡献人:ps、绝艺如君、安比</w:t>
       </w:r>
     </w:p>
     <w:p>
@@ -1393,7 +1393,7 @@
           <w:i/>
           <w:color w:val="666666"/>
         </w:rPr>
-        <w:t>更新贡献人:开发团队</w:t>
+        <w:t>更新贡献人:ps、安比</w:t>
       </w:r>
     </w:p>
     <w:p>
@@ -1488,7 +1488,7 @@
           <w:i/>
           <w:color w:val="666666"/>
         </w:rPr>
-        <w:t>更新贡献人:开发团队</w:t>
+        <w:t>更新贡献人:ps、Skjusty、壹棵小玖菜</w:t>
       </w:r>
     </w:p>
     <w:p>

--- a/hualegexue/hlgx_summary_report.docx
+++ b/hualegexue/hlgx_summary_report.docx
@@ -76,10 +76,10 @@
         <w:rPr>
           <w:b/>
         </w:rPr>
-        <w:t>v2.1.8</w:t>
+        <w:t>v2.1.9</w:t>
       </w:r>
       <w:r>
-        <w:t>(2026-08-10)</w:t>
+        <w:t>(2026-08-11)</w:t>
       </w:r>
     </w:p>
     <w:p>
@@ -88,7 +88,7 @@
           <w:i/>
           <w:color w:val="666666"/>
         </w:rPr>
-        <w:t>更新贡献人:ps、Skjusty、壹棵小玖菜</w:t>
+        <w:t>更新贡献人:ps、鹜秋、鼠鼠鼠了</w:t>
       </w:r>
     </w:p>
     <w:p>
@@ -1572,6 +1572,151 @@
     </w:p>
     <w:p>
       <w:pPr>
+        <w:pStyle w:val="Heading3"/>
+      </w:pPr>
+      <w:r>
+        <w:t>v2.1.9(2026-08-11)</w:t>
+      </w:r>
+    </w:p>
+    <w:p>
+      <w:r>
+        <w:rPr>
+          <w:i/>
+          <w:color w:val="666666"/>
+        </w:rPr>
+        <w:t>更新贡献人:ps、鹜秋、鼠鼠鼠了</w:t>
+      </w:r>
+    </w:p>
+    <w:p>
+      <w:r/>
+      <w:r>
+        <w:rPr>
+          <w:b/>
+        </w:rPr>
+        <w:t>体验与玩法扩充</w:t>
+      </w:r>
+      <w:r/>
+    </w:p>
+    <w:p>
+      <w:pPr>
+        <w:pStyle w:val="ListBullet"/>
+      </w:pPr>
+      <w:r/>
+      <w:r>
+        <w:rPr>
+          <w:b/>
+        </w:rPr>
+        <w:t>手牌槽两行排布</w:t>
+      </w:r>
+      <w:r>
+        <w:t>:10 张 → 5+5 两行、8 张 → 4+4 两行,填满第一行再排第二行;单格按行宽计算更大(上限 44 → 56px),更易点击,解决手游端第 10 张卡牌溢出手牌槽范围的问题</w:t>
+      </w:r>
+    </w:p>
+    <w:p>
+      <w:pPr>
+        <w:pStyle w:val="ListBullet"/>
+      </w:pPr>
+      <w:r/>
+      <w:r>
+        <w:rPr>
+          <w:b/>
+        </w:rPr>
+        <w:t>昵称屏蔽词扩充</w:t>
+      </w:r>
+      <w:r>
+        <w:t>:新增常见违法物品与毒品名 30+ 词(冰毒/海洛因/大麻/摇头丸/K粉/可卡因/吗啡/鸦片/甲基苯丙胺/氯胺酮/芬太尼/笑气/LSD/迷幻蘑菇/罂粟/麻黄碱/丧尸药/白粉/白面/溜冰 + 炸药/雷管/枪支/军火/走私/洗钱等),前后端词表同步,化学游戏场景从严防联想</w:t>
+      </w:r>
+    </w:p>
+    <w:p>
+      <w:pPr>
+        <w:pStyle w:val="ListBullet"/>
+      </w:pPr>
+      <w:r/>
+      <w:r>
+        <w:rPr>
+          <w:b/>
+        </w:rPr>
+        <w:t>新增「混合物」类别(第 8 类)</w:t>
+      </w:r>
+      <w:r>
+        <w:t xml:space="preserve">:物质库 217 → </w:t>
+      </w:r>
+      <w:r>
+        <w:rPr>
+          <w:b/>
+        </w:rPr>
+        <w:t>259 种</w:t>
+      </w:r>
+      <w:r>
+        <w:t>,42 种混合物入库——</w:t>
+      </w:r>
+    </w:p>
+    <w:p>
+      <w:r>
+        <w:t xml:space="preserve">  - 分散系:盐酸、氨水、王水、水玻璃、漂白液、酒精、稀硫酸(溶液);氢氧化铁胶体、云、雾、烟、有色玻璃(胶体);泥水、油水混合物(浊液)</w:t>
+      </w:r>
+    </w:p>
+    <w:p>
+      <w:r>
+        <w:t xml:space="preserve">  - 合金:生铁、钢、青铜、黄铜、硬铝、18K金</w:t>
+      </w:r>
+    </w:p>
+    <w:p>
+      <w:r>
+        <w:t xml:space="preserve">  - 无机非金属材料:普通玻璃、水泥、陶瓷</w:t>
+      </w:r>
+    </w:p>
+    <w:p>
+      <w:r>
+        <w:t xml:space="preserve">  - 化石燃料与加工产物:石油、煤、天然气、汽油、煤油、柴油、润滑油、石蜡、焦炉煤气、煤焦油</w:t>
+      </w:r>
+    </w:p>
+    <w:p>
+      <w:r>
+        <w:t xml:space="preserve">  - 工业试剂:漂白粉、碱石灰、铝热剂;高聚物:聚乙烯、聚丙烯、聚氯乙烯、有机玻璃、电木;另补石灰石</w:t>
+      </w:r>
+    </w:p>
+    <w:p>
+      <w:pPr>
+        <w:pStyle w:val="ListBullet"/>
+      </w:pPr>
+      <w:r/>
+      <w:r>
+        <w:rPr>
+          <w:b/>
+        </w:rPr>
+        <w:t>易错点更正</w:t>
+      </w:r>
+      <w:r>
+        <w:t>:盐酸(HCl 水溶液)、氨水(NH₃ 水溶液)改判</w:t>
+      </w:r>
+      <w:r>
+        <w:rPr>
+          <w:b/>
+        </w:rPr>
+        <w:t>混合物</w:t>
+      </w:r>
+      <w:r>
+        <w:t>;纯净物对应补入氯化氢(酸)、一水合氨(碱);全部 42 种混合物均配 ≤10 字、不暴露类别的简介</w:t>
+      </w:r>
+    </w:p>
+    <w:p>
+      <w:pPr>
+        <w:pStyle w:val="ListBullet"/>
+      </w:pPr>
+      <w:r/>
+      <w:r>
+        <w:rPr>
+          <w:b/>
+        </w:rPr>
+        <w:t>特别鸣谢改弹窗</w:t>
+      </w:r>
+      <w:r>
+        <w:t>:主页「特别鸣谢」由占位专栏改为点击查看的弹窗(✕ 可关闭),内列人名与感谢词,不再占用页面空间,移动端体验更佳</w:t>
+      </w:r>
+    </w:p>
+    <w:p>
+      <w:pPr>
         <w:pStyle w:val="Heading2"/>
       </w:pPr>
       <w:r>
@@ -1773,7 +1918,7 @@
         <w:pStyle w:val="Heading3"/>
       </w:pPr>
       <w:r>
-        <w:t>物质库统计(217 种, v2.1.8 移除二氟化氧)</w:t>
+        <w:t>物质库统计(259 种, v2.1.9 新增混合物)</w:t>
       </w:r>
     </w:p>
     <w:tbl>
@@ -1958,6 +2103,28 @@
           <w:p>
             <w:r>
               <w:t>35</w:t>
+            </w:r>
+          </w:p>
+        </w:tc>
+      </w:tr>
+      <w:tr>
+        <w:tc>
+          <w:tcPr>
+            <w:tcW w:type="dxa" w:w="4320"/>
+          </w:tcPr>
+          <w:p>
+            <w:r>
+              <w:t>混合物</w:t>
+            </w:r>
+          </w:p>
+        </w:tc>
+        <w:tc>
+          <w:tcPr>
+            <w:tcW w:type="dxa" w:w="4320"/>
+          </w:tcPr>
+          <w:p>
+            <w:r>
+              <w:t>42</w:t>
             </w:r>
           </w:p>
         </w:tc>

--- a/hualegexue/hlgx_summary_report.docx
+++ b/hualegexue/hlgx_summary_report.docx
@@ -76,7 +76,7 @@
         <w:rPr>
           <w:b/>
         </w:rPr>
-        <w:t>v2.1.9</w:t>
+        <w:t>v2.2.0</w:t>
       </w:r>
       <w:r>
         <w:t>(2026-08-11)</w:t>
@@ -88,7 +88,7 @@
           <w:i/>
           <w:color w:val="666666"/>
         </w:rPr>
-        <w:t>更新贡献人:ps、鹜秋、鼠鼠鼠了</w:t>
+        <w:t>更新贡献人:ps</w:t>
       </w:r>
     </w:p>
     <w:p>
@@ -1717,6 +1717,125 @@
     </w:p>
     <w:p>
       <w:pPr>
+        <w:pStyle w:val="Heading3"/>
+      </w:pPr>
+      <w:r>
+        <w:t>v2.2.0(2026-08-11)</w:t>
+      </w:r>
+    </w:p>
+    <w:p>
+      <w:r>
+        <w:rPr>
+          <w:i/>
+          <w:color w:val="666666"/>
+        </w:rPr>
+        <w:t>更新贡献人:ps</w:t>
+      </w:r>
+    </w:p>
+    <w:p>
+      <w:r/>
+      <w:r>
+        <w:rPr>
+          <w:b/>
+        </w:rPr>
+        <w:t>排行榜升级与体验完善</w:t>
+      </w:r>
+      <w:r/>
+    </w:p>
+    <w:p>
+      <w:pPr>
+        <w:pStyle w:val="ListBullet"/>
+      </w:pPr>
+      <w:r/>
+      <w:r>
+        <w:rPr>
+          <w:b/>
+        </w:rPr>
+        <w:t>新增「通关版本」列</w:t>
+      </w:r>
+      <w:r>
+        <w:t>:每局成绩随提交记录当时游戏版本(v2.2.0 起),榜单/管理端展示「版本」列,旧条目显示「旧版」——不同版本关卡难度有别,便于横向比较不同版本下的通关能力</w:t>
+      </w:r>
+    </w:p>
+    <w:p>
+      <w:pPr>
+        <w:pStyle w:val="ListBullet"/>
+      </w:pPr>
+      <w:r/>
+      <w:r>
+        <w:rPr>
+          <w:b/>
+        </w:rPr>
+        <w:t>成功消除组数纳入排名</w:t>
+      </w:r>
+      <w:r>
+        <w:t xml:space="preserve">:每局统计成功消除组数(每次 3 消 +1),心数栏以「❤ 血量(组数)」展示;与剩余血量同为排名依据,排序规则升级为 </w:t>
+      </w:r>
+      <w:r>
+        <w:rPr>
+          <w:b/>
+        </w:rPr>
+        <w:t>血量↓ → 消除组数↓ → 用时↑ → 技能数↑</w:t>
+      </w:r>
+      <w:r>
+        <w:t>——0 心失败玩家中,坚持消除更多组数(耗时更久)者排前,高于开局速败玩家</w:t>
+      </w:r>
+    </w:p>
+    <w:p>
+      <w:pPr>
+        <w:pStyle w:val="ListBullet"/>
+      </w:pPr>
+      <w:r/>
+      <w:r>
+        <w:rPr>
+          <w:b/>
+        </w:rPr>
+        <w:t>混合物卡牌不显横线</w:t>
+      </w:r>
+      <w:r>
+        <w:t>:无固定化学式的混合物(f 为占位符)不再显示「—」,名称以小字直接居中,观感更佳,也避免玩家看到横线就把混合物凑一起消除;18K金同样处理(不再标注 Au(75%),不暴露混合物身份)</w:t>
+      </w:r>
+    </w:p>
+    <w:p>
+      <w:pPr>
+        <w:pStyle w:val="ListBullet"/>
+      </w:pPr>
+      <w:r/>
+      <w:r>
+        <w:rPr>
+          <w:b/>
+        </w:rPr>
+        <w:t>音效重做</w:t>
+      </w:r>
+      <w:r>
+        <w:t>:三个技能音效各不相同(撤回=轻快上行 / 移出=三连滑落 / 洗牌=快速碎音);扣血(误消)改为短促警示音;通关与失败音效加长(更多音符、更长时值),0 血失败有完整的失败音</w:t>
+      </w:r>
+    </w:p>
+    <w:p>
+      <w:pPr>
+        <w:pStyle w:val="ListBullet"/>
+      </w:pPr>
+      <w:r/>
+      <w:r>
+        <w:rPr>
+          <w:b/>
+        </w:rPr>
+        <w:t>修复「移出」技能不生效</w:t>
+      </w:r>
+      <w:r>
+        <w:t>:旧实现只找「其它空槽」,手牌槽卡牌均取自棋盘原位时空槽集合为空 → 整批退回且次数已消耗;新实现原位优先放回、原位被占才挪空槽,空槽不足不吞次数;同时修复撤回/移出放回卡牌后遮挡状态未刷新(放回的卡可正常点击)</w:t>
+      </w:r>
+    </w:p>
+    <w:p>
+      <w:pPr>
+        <w:pStyle w:val="ListBullet"/>
+      </w:pPr>
+      <w:r>
+        <w:t>测试新增:0 心排序(同 hp 比组数、同组数比时间)、clears/version 存储与清洗、surpassed 按新规则、移出原位放回、clears 计数与结算携带</w:t>
+      </w:r>
+    </w:p>
+    <w:p>
+      <w:pPr>
         <w:pStyle w:val="Heading2"/>
       </w:pPr>
       <w:r>

--- a/hualegexue/hlgx_summary_report.docx
+++ b/hualegexue/hlgx_summary_report.docx
@@ -60,6 +60,49 @@
           <w:color w:val="666666"/>
         </w:rPr>
         <w:t>一条新版本记录(列出改进点),并更新上方「当前版本」。同步更新 Word 报告 docx。</w:t>
+      </w:r>
+    </w:p>
+    <w:p>
+      <w:r>
+        <w:t>&gt;</w:t>
+      </w:r>
+    </w:p>
+    <w:p>
+      <w:r>
+        <w:rPr>
+          <w:i/>
+          <w:color w:val="666666"/>
+        </w:rPr>
+      </w:r>
+      <w:r>
+        <w:rPr>
+          <w:b/>
+          <w:i/>
+          <w:color w:val="666666"/>
+        </w:rPr>
+        <w:t>贡献人约定</w:t>
+      </w:r>
+      <w:r>
+        <w:rPr>
+          <w:i/>
+          <w:color w:val="666666"/>
+        </w:rPr>
+        <w:t xml:space="preserve">:版本更新未提及贡献者时,一律默认只有 </w:t>
+      </w:r>
+      <w:r>
+        <w:rPr>
+          <w:b/>
+          <w:i/>
+          <w:color w:val="666666"/>
+        </w:rPr>
+        <w:t>ps</w:t>
+      </w:r>
+      <w:r>
+        <w:rPr>
+          <w:i/>
+          <w:color w:val="666666"/>
+        </w:rPr>
+        <w:t>(项目所有者)。</w:t>
       </w:r>
     </w:p>
     <w:p>

--- a/hualegexue/hlgx_summary_report.docx
+++ b/hualegexue/hlgx_summary_report.docx
@@ -119,7 +119,7 @@
         <w:rPr>
           <w:b/>
         </w:rPr>
-        <w:t>v2.2.0</w:t>
+        <w:t>v2.2.1</w:t>
       </w:r>
       <w:r>
         <w:t>(2026-08-11)</w:t>
@@ -1875,6 +1875,110 @@
       </w:pPr>
       <w:r>
         <w:t>测试新增:0 心排序(同 hp 比组数、同组数比时间)、clears/version 存储与清洗、surpassed 按新规则、移出原位放回、clears 计数与结算携带</w:t>
+      </w:r>
+    </w:p>
+    <w:p>
+      <w:pPr>
+        <w:pStyle w:val="Heading3"/>
+      </w:pPr>
+      <w:r>
+        <w:t>v2.2.1(2026-08-11)</w:t>
+      </w:r>
+    </w:p>
+    <w:p>
+      <w:r>
+        <w:rPr>
+          <w:i/>
+          <w:color w:val="666666"/>
+        </w:rPr>
+        <w:t>更新贡献人:ps</w:t>
+      </w:r>
+    </w:p>
+    <w:p>
+      <w:r/>
+      <w:r>
+        <w:rPr>
+          <w:b/>
+        </w:rPr>
+        <w:t>数据修正与名录扩充</w:t>
+      </w:r>
+      <w:r/>
+    </w:p>
+    <w:p>
+      <w:pPr>
+        <w:pStyle w:val="ListBullet"/>
+      </w:pPr>
+      <w:r/>
+      <w:r>
+        <w:rPr>
+          <w:b/>
+        </w:rPr>
+        <w:t>违禁品名录扩充(麻醉药品/精神药品 26 词)</w:t>
+      </w:r>
+      <w:r>
+        <w:t>:阿桔片/罂粟果/罂粟壳/哌替啶/福尔可定/乙基吗啡/二氢埃托啡/瑞芬太尼/舒芬太尼/右丙氧芬/地芬诺酯/双氢可待因/帝巴因/美沙酮/氢可酮/羟考酮/氢吗啡酮/可待因/复方樟脑酊/布桂嗪/马吲哚/丁丙诺啡/羟丁酸/三唑仑/哌醋甲酯/司可巴比妥,前后端词表同步、后端强制 400</w:t>
+      </w:r>
+    </w:p>
+    <w:p>
+      <w:pPr>
+        <w:pStyle w:val="ListBullet"/>
+      </w:pPr>
+      <w:r/>
+      <w:r>
+        <w:rPr>
+          <w:b/>
+        </w:rPr>
+        <w:t>旧记录消除组数修正</w:t>
+      </w:r>
+      <w:r>
+        <w:t>:v2.2.0 之前的记录无组数数据(排行榜曾全部显示 0);通关记录补「大约消除组数」= 该难度全部卡牌数 / 3 向下取整(简单 55→18 组 / 标准 140→46 组 / 挑战 204→68 组)</w:t>
+      </w:r>
+    </w:p>
+    <w:p>
+      <w:pPr>
+        <w:pStyle w:val="ListBullet"/>
+      </w:pPr>
+      <w:r/>
+      <w:r>
+        <w:rPr>
+          <w:b/>
+        </w:rPr>
+        <w:t>0 心旧记录排名规则</w:t>
+      </w:r>
+      <w:r>
+        <w:t>:无法查询组数的 0 心记录,采用</w:t>
+      </w:r>
+      <w:r>
+        <w:rPr>
+          <w:b/>
+        </w:rPr>
+        <w:t>用时越长排名越靠前</w:t>
+      </w:r>
+      <w:r>
+        <w:t>(拼尽全力者靠前),排在 0 心有组数数据记录之后;无组数数据显示「—」而非误导的 0</w:t>
+      </w:r>
+    </w:p>
+    <w:p>
+      <w:pPr>
+        <w:pStyle w:val="ListBullet"/>
+      </w:pPr>
+      <w:r/>
+      <w:r>
+        <w:rPr>
+          <w:b/>
+        </w:rPr>
+        <w:t>通关版本推断与标注</w:t>
+      </w:r>
+      <w:r>
+        <w:t>:按上榜日期推断——08-09 记录(当时发布 v2.0.0~v2.0.2)→「≤v2.0.2」;08-10 记录(v2.1.0~v2.1.8)→「≤v2.1.8」;08-11 凌晨(v2.2.0 部署前)→「v2.1.9」;模糊范围按「不超过 x.y.z」标注</w:t>
+      </w:r>
+    </w:p>
+    <w:p>
+      <w:pPr>
+        <w:pStyle w:val="ListBullet"/>
+      </w:pPr>
+      <w:r>
+        <w:t>已按新规则重排生产榜单(修正脚本 scripts/fix_legacy_rank.mjs 留档,可复跑)</w:t>
       </w:r>
     </w:p>
     <w:p>

--- a/hualegexue/hlgx_summary_report.docx
+++ b/hualegexue/hlgx_summary_report.docx
@@ -131,7 +131,7 @@
           <w:i/>
           <w:color w:val="666666"/>
         </w:rPr>
-        <w:t>更新贡献人:ps</w:t>
+        <w:t>更新贡献人:ps、鹜秋</w:t>
       </w:r>
     </w:p>
     <w:p>
@@ -1891,7 +1891,7 @@
           <w:i/>
           <w:color w:val="666666"/>
         </w:rPr>
-        <w:t>更新贡献人:ps</w:t>
+        <w:t>更新贡献人:ps、鹜秋</w:t>
       </w:r>
     </w:p>
     <w:p>

--- a/hualegexue/hlgx_summary_report.docx
+++ b/hualegexue/hlgx_summary_report.docx
@@ -119,7 +119,7 @@
         <w:rPr>
           <w:b/>
         </w:rPr>
-        <w:t>v2.2.1</w:t>
+        <w:t>v2.2.2</w:t>
       </w:r>
       <w:r>
         <w:t>(2026-08-11)</w:t>
@@ -131,7 +131,7 @@
           <w:i/>
           <w:color w:val="666666"/>
         </w:rPr>
-        <w:t>更新贡献人:ps、鹜秋</w:t>
+        <w:t>更新贡献人:ps、鼠鼠鼠了</w:t>
       </w:r>
     </w:p>
     <w:p>
@@ -1979,6 +1979,153 @@
       </w:pPr>
       <w:r>
         <w:t>已按新规则重排生产榜单(修正脚本 scripts/fix_legacy_rank.mjs 留档,可复跑)</w:t>
+      </w:r>
+    </w:p>
+    <w:p>
+      <w:pPr>
+        <w:pStyle w:val="Heading3"/>
+      </w:pPr>
+      <w:r>
+        <w:t>v2.2.2(2026-08-11)</w:t>
+      </w:r>
+    </w:p>
+    <w:p>
+      <w:r>
+        <w:rPr>
+          <w:i/>
+          <w:color w:val="666666"/>
+        </w:rPr>
+        <w:t>更新贡献人:ps、鼠鼠鼠了</w:t>
+      </w:r>
+    </w:p>
+    <w:p>
+      <w:r/>
+      <w:r>
+        <w:rPr>
+          <w:b/>
+        </w:rPr>
+        <w:t>难度体系调整与全新挑战关卡</w:t>
+      </w:r>
+      <w:r/>
+    </w:p>
+    <w:p>
+      <w:pPr>
+        <w:pStyle w:val="ListBullet"/>
+      </w:pPr>
+      <w:r/>
+      <w:r>
+        <w:rPr>
+          <w:b/>
+        </w:rPr>
+        <w:t>原「挑战」改名「困难」</w:t>
+      </w:r>
+      <w:r>
+        <w:t>:8 层正金字塔(204 块,槽 8)保留,难度名更贴合实际</w:t>
+      </w:r>
+    </w:p>
+    <w:p>
+      <w:pPr>
+        <w:pStyle w:val="ListBullet"/>
+      </w:pPr>
+      <w:r/>
+      <w:r>
+        <w:rPr>
+          <w:b/>
+        </w:rPr>
+        <w:t>新增「挑战」全新布局</w:t>
+      </w:r>
+      <w:r>
+        <w:t xml:space="preserve">(放弃单一金字塔,三层结构,14 层 </w:t>
+      </w:r>
+      <w:r>
+        <w:rPr>
+          <w:b/>
+        </w:rPr>
+        <w:t>368 块</w:t>
+      </w:r>
+      <w:r>
+        <w:t>,槽 10):</w:t>
+      </w:r>
+    </w:p>
+    <w:p>
+      <w:r>
+        <w:t xml:space="preserve">  - 第一楼层:4 个相同的 3 层小金字塔(1×1、2×2、3×3)对称分布在棋盘四角</w:t>
+      </w:r>
+    </w:p>
+    <w:p>
+      <w:r>
+        <w:t xml:space="preserve">  - 第二楼层:接在小金字塔下方的 4 根 </w:t>
+      </w:r>
+      <w:r>
+        <w:rPr>
+          <w:b/>
+        </w:rPr>
+        <w:t>3×3「柱子」</w:t>
+      </w:r>
+      <w:r>
+        <w:t>(各 3 层)</w:t>
+      </w:r>
+    </w:p>
+    <w:p>
+      <w:r>
+        <w:t xml:space="preserve">  - 第三楼层:</w:t>
+      </w:r>
+      <w:r>
+        <w:rPr>
+          <w:b/>
+        </w:rPr>
+        <w:t>倒置的 8 层金字塔</w:t>
+      </w:r>
+      <w:r>
+        <w:t>(8×8 在顶、1×1 在底,居中)</w:t>
+      </w:r>
+    </w:p>
+    <w:p>
+      <w:r>
+        <w:t xml:space="preserve">  - 二三层联系:4 根柱子的 3×3 底面恰好盖住 8×8 层的四角 3×3 区域(64 格中被遮 36 格,露出中间十字 28 格)</w:t>
+      </w:r>
+    </w:p>
+    <w:p>
+      <w:r>
+        <w:t xml:space="preserve">  - 槽数构成:4×14(小金字塔)+ 4×27(柱子)+ 204(倒置金字塔)= 368</w:t>
+      </w:r>
+    </w:p>
+    <w:p>
+      <w:pPr>
+        <w:pStyle w:val="ListBullet"/>
+      </w:pPr>
+      <w:r/>
+      <w:r>
+        <w:rPr>
+          <w:b/>
+        </w:rPr>
+        <w:t>全端支持 4 难度</w:t>
+      </w:r>
+      <w:r>
+        <w:t>:游戏页 / 排行榜页 / 管理后台难度切换均增加「挑战」,原「挑战」显示为「困难」;后端 MODES 新增 extreme,榜单独立</w:t>
+      </w:r>
+    </w:p>
+    <w:p>
+      <w:pPr>
+        <w:pStyle w:val="ListBullet"/>
+      </w:pPr>
+      <w:r/>
+      <w:r>
+        <w:rPr>
+          <w:b/>
+        </w:rPr>
+        <w:t>卡牌文字居中修复</w:t>
+      </w:r>
+      <w:r>
+        <w:t>:名称与公式字号按字符数自适应收缩(50px 卡牌内不换行),修复「普通玻璃」断行(普通玻/璃)、油水混合物与有色玻璃偏左等问题;公式过长(&gt;10 字符放不下,如 Ca(ClO)₂+CaCl₂)时省略公式只显名称,整体居中</w:t>
+      </w:r>
+    </w:p>
+    <w:p>
+      <w:pPr>
+        <w:pStyle w:val="ListBullet"/>
+      </w:pPr>
+      <w:r>
+        <w:t>测试新增:挑战布局结构(368 槽/顶层四角 1×1/柱子遮挡 8×8 层露出 28 格/倒置逐层缩小)+ mod3 卡死防护</w:t>
       </w:r>
     </w:p>
     <w:p>
@@ -2142,7 +2289,7 @@
           </w:tcPr>
           <w:p>
             <w:r>
-              <w:t>挑战</w:t>
+              <w:t>困难</w:t>
             </w:r>
           </w:p>
         </w:tc>
@@ -2173,6 +2320,48 @@
           <w:p>
             <w:r>
               <w:t>204</w:t>
+            </w:r>
+          </w:p>
+        </w:tc>
+      </w:tr>
+      <w:tr>
+        <w:tc>
+          <w:tcPr>
+            <w:tcW w:type="dxa" w:w="2160"/>
+          </w:tcPr>
+          <w:p>
+            <w:r>
+              <w:t>挑战</w:t>
+            </w:r>
+          </w:p>
+        </w:tc>
+        <w:tc>
+          <w:tcPr>
+            <w:tcW w:type="dxa" w:w="2160"/>
+          </w:tcPr>
+          <w:p>
+            <w:r>
+              <w:t>10</w:t>
+            </w:r>
+          </w:p>
+        </w:tc>
+        <w:tc>
+          <w:tcPr>
+            <w:tcW w:type="dxa" w:w="2160"/>
+          </w:tcPr>
+          <w:p>
+            <w:r>
+              <w:t>14 层</w:t>
+            </w:r>
+          </w:p>
+        </w:tc>
+        <w:tc>
+          <w:tcPr>
+            <w:tcW w:type="dxa" w:w="2160"/>
+          </w:tcPr>
+          <w:p>
+            <w:r>
+              <w:t>368</w:t>
             </w:r>
           </w:p>
         </w:tc>

--- a/hualegexue/hlgx_summary_report.docx
+++ b/hualegexue/hlgx_summary_report.docx
@@ -119,7 +119,7 @@
         <w:rPr>
           <w:b/>
         </w:rPr>
-        <w:t>v2.2.2</w:t>
+        <w:t>v2.2.3</w:t>
       </w:r>
       <w:r>
         <w:t>(2026-08-11)</w:t>
@@ -131,7 +131,7 @@
           <w:i/>
           <w:color w:val="666666"/>
         </w:rPr>
-        <w:t>更新贡献人:ps、鼠鼠鼠了</w:t>
+        <w:t>更新贡献人:ps</w:t>
       </w:r>
     </w:p>
     <w:p>
@@ -2126,6 +2126,48 @@
       </w:pPr>
       <w:r>
         <w:t>测试新增:挑战布局结构(368 槽/顶层四角 1×1/柱子遮挡 8×8 层露出 28 格/倒置逐层缩小)+ mod3 卡死防护</w:t>
+      </w:r>
+    </w:p>
+    <w:p>
+      <w:pPr>
+        <w:pStyle w:val="Heading3"/>
+      </w:pPr>
+      <w:r>
+        <w:t>v2.2.3(2026-08-11)</w:t>
+      </w:r>
+    </w:p>
+    <w:p>
+      <w:r>
+        <w:rPr>
+          <w:i/>
+          <w:color w:val="666666"/>
+        </w:rPr>
+        <w:t>更新贡献人:ps</w:t>
+      </w:r>
+    </w:p>
+    <w:p>
+      <w:r/>
+      <w:r>
+        <w:rPr>
+          <w:b/>
+        </w:rPr>
+        <w:t>难度参数调整</w:t>
+      </w:r>
+      <w:r/>
+    </w:p>
+    <w:p>
+      <w:pPr>
+        <w:pStyle w:val="ListBullet"/>
+      </w:pPr>
+      <w:r/>
+      <w:r>
+        <w:rPr>
+          <w:b/>
+        </w:rPr>
+        <w:t>挑战模式手牌槽 10 → 8 张</w:t>
+      </w:r>
+      <w:r>
+        <w:t>:与困难难度一致,368 块大棋盘配 8 槽,容错压力进一步提升</w:t>
       </w:r>
     </w:p>
     <w:p>
@@ -2341,7 +2383,7 @@
           </w:tcPr>
           <w:p>
             <w:r>
-              <w:t>10</w:t>
+              <w:t>8</w:t>
             </w:r>
           </w:p>
         </w:tc>

--- a/hualegexue/hlgx_summary_report.docx
+++ b/hualegexue/hlgx_summary_report.docx
@@ -119,7 +119,7 @@
         <w:rPr>
           <w:b/>
         </w:rPr>
-        <w:t>v2.2.3</w:t>
+        <w:t>v2.2.4</w:t>
       </w:r>
       <w:r>
         <w:t>(2026-08-11)</w:t>
@@ -2168,6 +2168,97 @@
       </w:r>
       <w:r>
         <w:t>:与困难难度一致,368 块大棋盘配 8 槽,容错压力进一步提升</w:t>
+      </w:r>
+    </w:p>
+    <w:p>
+      <w:pPr>
+        <w:pStyle w:val="Heading3"/>
+      </w:pPr>
+      <w:r>
+        <w:t>v2.2.4(2026-08-11)</w:t>
+      </w:r>
+    </w:p>
+    <w:p>
+      <w:r>
+        <w:rPr>
+          <w:i/>
+          <w:color w:val="666666"/>
+        </w:rPr>
+        <w:t>更新贡献人:ps</w:t>
+      </w:r>
+    </w:p>
+    <w:p>
+      <w:r/>
+      <w:r>
+        <w:rPr>
+          <w:b/>
+        </w:rPr>
+        <w:t>挑战模式遮挡修正</w:t>
+      </w:r>
+      <w:r/>
+    </w:p>
+    <w:p>
+      <w:pPr>
+        <w:pStyle w:val="ListBullet"/>
+      </w:pPr>
+      <w:r/>
+      <w:r>
+        <w:rPr>
+          <w:b/>
+        </w:rPr>
+        <w:t>问题</w:t>
+      </w:r>
+      <w:r>
+        <w:t>:像素遮挡下开局可见 64 张(4 尖端 + 金字塔 2×2/3×3 层露出 32 张 + 8×8 层中间十字 28 张),不符合「开局只有 4 个金字塔尖可拾取」的设计</w:t>
+      </w:r>
+    </w:p>
+    <w:p>
+      <w:pPr>
+        <w:pStyle w:val="ListBullet"/>
+      </w:pPr>
+      <w:r/>
+      <w:r>
+        <w:rPr>
+          <w:b/>
+        </w:rPr>
+        <w:t>修复</w:t>
+      </w:r>
+      <w:r>
+        <w:t>:挑战模式改为「层间完全遮盖」——更上层任一卡未取完,下层整层不可见(变暗不可点):</w:t>
+      </w:r>
+    </w:p>
+    <w:p>
+      <w:r>
+        <w:t xml:space="preserve">  - 开局仅 4 个金字塔尖可拾取 ✓</w:t>
+      </w:r>
+    </w:p>
+    <w:p>
+      <w:r>
+        <w:t xml:space="preserve">  - 取完尖端 → 2×2 层露出 → 取完 → 3×3 层 → 取完 → 4 根柱子 → 柱子清空后 </w:t>
+      </w:r>
+      <w:r>
+        <w:rPr>
+          <w:b/>
+        </w:rPr>
+        <w:t>8×8 层才整体露出</w:t>
+      </w:r>
+      <w:r>
+        <w:t>(64 张,四角与柱子区域对齐,中间十字可见)→ 逐层清空倒置金字塔至 1×1</w:t>
+      </w:r>
+    </w:p>
+    <w:p>
+      <w:pPr>
+        <w:pStyle w:val="ListBullet"/>
+      </w:pPr>
+      <w:r/>
+      <w:r>
+        <w:rPr>
+          <w:b/>
+        </w:rPr>
+        <w:t>金字塔正置</w:t>
+      </w:r>
+      <w:r>
+        <w:t>:2×2 层由「贴角」改为「水平居中」(像素中心与 3×3 区域中心偏差最小),尖端不外斜,正金字塔形态</w:t>
       </w:r>
     </w:p>
     <w:p>

--- a/hualegexue/hlgx_summary_report.docx
+++ b/hualegexue/hlgx_summary_report.docx
@@ -119,7 +119,7 @@
         <w:rPr>
           <w:b/>
         </w:rPr>
-        <w:t>v2.2.4</w:t>
+        <w:t>v2.2.5</w:t>
       </w:r>
       <w:r>
         <w:t>(2026-08-11)</w:t>
@@ -2259,6 +2259,71 @@
       </w:r>
       <w:r>
         <w:t>:2×2 层由「贴角」改为「水平居中」(像素中心与 3×3 区域中心偏差最小),尖端不外斜,正金字塔形态</w:t>
+      </w:r>
+    </w:p>
+    <w:p>
+      <w:pPr>
+        <w:pStyle w:val="Heading3"/>
+      </w:pPr>
+      <w:r>
+        <w:t>v2.2.5(2026-08-11)</w:t>
+      </w:r>
+    </w:p>
+    <w:p>
+      <w:r>
+        <w:rPr>
+          <w:i/>
+          <w:color w:val="666666"/>
+        </w:rPr>
+        <w:t>更新贡献人:ps</w:t>
+      </w:r>
+    </w:p>
+    <w:p>
+      <w:r/>
+      <w:r>
+        <w:rPr>
+          <w:b/>
+        </w:rPr>
+        <w:t>挑战模式遮挡修正(方向调整)</w:t>
+      </w:r>
+      <w:r/>
+    </w:p>
+    <w:p>
+      <w:pPr>
+        <w:pStyle w:val="ListBullet"/>
+      </w:pPr>
+      <w:r/>
+      <w:r>
+        <w:rPr>
+          <w:b/>
+        </w:rPr>
+        <w:t>恢复像素遮挡</w:t>
+      </w:r>
+      <w:r>
+        <w:t>:取消 v2.2.4 的「层间完全遮盖」(同层全部取完才解锁下一层)——回到「遮挡关系决定不可拾取」:开局可见 64 张(4 尖端 + 金字塔 2×2/3×3 层部分露出 32 张 + 8×8 层中间十字 28 张),取走上层卡即逐张解锁下层,与其他难度一致</w:t>
+      </w:r>
+    </w:p>
+    <w:p>
+      <w:pPr>
+        <w:pStyle w:val="ListBullet"/>
+      </w:pPr>
+      <w:r/>
+      <w:r>
+        <w:rPr>
+          <w:b/>
+        </w:rPr>
+        <w:t>小金字塔正置(1 叠 4 叠 9)</w:t>
+      </w:r>
+      <w:r>
+        <w:t>:2×2 层取 3×3 区域右下角、尖端位于 2×2 左上角——1×1 → 2×2 → 3×3 逐层统一向右下收,与困难模式金字塔的形态一致,不再歪斜</w:t>
+      </w:r>
+    </w:p>
+    <w:p>
+      <w:pPr>
+        <w:pStyle w:val="ListBullet"/>
+      </w:pPr>
+      <w:r>
+        <w:t>测试更新:开局可见分布(64 = 4+12+20+28)、2×2 层坐标断言、8×8 层被柱子遮 36 格露 28 格</w:t>
       </w:r>
     </w:p>
     <w:p>

--- a/hualegexue/hlgx_summary_report.docx
+++ b/hualegexue/hlgx_summary_report.docx
@@ -119,7 +119,7 @@
         <w:rPr>
           <w:b/>
         </w:rPr>
-        <w:t>v2.2.5</w:t>
+        <w:t>v2.2.6</w:t>
       </w:r>
       <w:r>
         <w:t>(2026-08-11)</w:t>
@@ -2324,6 +2324,80 @@
       </w:pPr>
       <w:r>
         <w:t>测试更新:开局可见分布(64 = 4+12+20+28)、2×2 层坐标断言、8×8 层被柱子遮 36 格露 28 格</w:t>
+      </w:r>
+    </w:p>
+    <w:p>
+      <w:pPr>
+        <w:pStyle w:val="Heading3"/>
+      </w:pPr>
+      <w:r>
+        <w:t>v2.2.6(2026-08-11)</w:t>
+      </w:r>
+    </w:p>
+    <w:p>
+      <w:r>
+        <w:rPr>
+          <w:i/>
+          <w:color w:val="666666"/>
+        </w:rPr>
+        <w:t>更新贡献人:ps</w:t>
+      </w:r>
+    </w:p>
+    <w:p>
+      <w:r/>
+      <w:r>
+        <w:rPr>
+          <w:b/>
+        </w:rPr>
+        <w:t>卡牌层数标记</w:t>
+      </w:r>
+      <w:r/>
+    </w:p>
+    <w:p>
+      <w:pPr>
+        <w:pStyle w:val="ListBullet"/>
+      </w:pPr>
+      <w:r/>
+      <w:r>
+        <w:rPr>
+          <w:b/>
+        </w:rPr>
+        <w:t>层数角标</w:t>
+      </w:r>
+      <w:r>
+        <w:t xml:space="preserve">:所有卡牌左上角显示当前层数小角标(半透明),最先接触的顶层为第 </w:t>
+      </w:r>
+      <w:r>
+        <w:rPr>
+          <w:b/>
+        </w:rPr>
+        <w:t>1</w:t>
+      </w:r>
+      <w:r>
+        <w:t xml:space="preserve"> 层,往下 2、3…递增——棋盘卡与手牌槽卡均带标记</w:t>
+      </w:r>
+    </w:p>
+    <w:p>
+      <w:pPr>
+        <w:pStyle w:val="ListBullet"/>
+      </w:pPr>
+      <w:r/>
+      <w:r>
+        <w:rPr>
+          <w:b/>
+        </w:rPr>
+        <w:t>悬浮简介带层数</w:t>
+      </w:r>
+      <w:r>
+        <w:t>:鼠标悬浮卡牌时,简介由「物质名: 性质」扩展为「物质名: 性质(第 N 层)」,便于判断卡牌所在深度与解锁次序</w:t>
+      </w:r>
+    </w:p>
+    <w:p>
+      <w:pPr>
+        <w:pStyle w:val="ListBullet"/>
+      </w:pPr>
+      <w:r>
+        <w:t>实现:TileFace 统一渲染层数角标(`tile.L + 1`),substanceInfo 携带层数参数</w:t>
       </w:r>
     </w:p>
     <w:p>

--- a/hualegexue/hlgx_summary_report.docx
+++ b/hualegexue/hlgx_summary_report.docx
@@ -119,7 +119,7 @@
         <w:rPr>
           <w:b/>
         </w:rPr>
-        <w:t>v2.2.6</w:t>
+        <w:t>v2.2.7</w:t>
       </w:r>
       <w:r>
         <w:t>(2026-08-11)</w:t>
@@ -2398,6 +2398,86 @@
       </w:pPr>
       <w:r>
         <w:t>实现:TileFace 统一渲染层数角标(`tile.L + 1`),substanceInfo 携带层数参数</w:t>
+      </w:r>
+    </w:p>
+    <w:p>
+      <w:pPr>
+        <w:pStyle w:val="Heading3"/>
+      </w:pPr>
+      <w:r>
+        <w:t>v2.2.7(2026-08-11)</w:t>
+      </w:r>
+    </w:p>
+    <w:p>
+      <w:r>
+        <w:rPr>
+          <w:i/>
+          <w:color w:val="666666"/>
+        </w:rPr>
+        <w:t>更新贡献人:ps</w:t>
+      </w:r>
+    </w:p>
+    <w:p>
+      <w:r/>
+      <w:r>
+        <w:rPr>
+          <w:b/>
+        </w:rPr>
+        <w:t>昵称体验与界面瘦身</w:t>
+      </w:r>
+      <w:r/>
+    </w:p>
+    <w:p>
+      <w:pPr>
+        <w:pStyle w:val="ListBullet"/>
+      </w:pPr>
+      <w:r/>
+      <w:r>
+        <w:rPr>
+          <w:b/>
+        </w:rPr>
+        <w:t>昵称永久记忆</w:t>
+      </w:r>
+      <w:r>
+        <w:t>:昵称与「不参与排行榜」选择均持久化存储——首次输入后,再次进入游戏直接开局,不再弹昵称窗、不再询问、不再查重;新手引导首次显示,后续跳过</w:t>
+      </w:r>
+    </w:p>
+    <w:p>
+      <w:pPr>
+        <w:pStyle w:val="ListBullet"/>
+      </w:pPr>
+      <w:r/>
+      <w:r>
+        <w:rPr>
+          <w:b/>
+        </w:rPr>
+        <w:t>更换昵称入口</w:t>
+      </w:r>
+      <w:r>
+        <w:t>:结算弹窗新增「更换昵称」按钮,点击后弹出昵称窗(标题/说明切换为「更换昵称」),确认后以新昵称立即重开一局;「再来一局」不再弹昵称窗,沿用已记住昵称</w:t>
+      </w:r>
+    </w:p>
+    <w:p>
+      <w:pPr>
+        <w:pStyle w:val="ListBullet"/>
+      </w:pPr>
+      <w:r/>
+      <w:r>
+        <w:rPr>
+          <w:b/>
+        </w:rPr>
+        <w:t>界面去 emoji</w:t>
+      </w:r>
+      <w:r>
+        <w:t>:大厅/榜单/游戏页/管理后台去除大量装饰性 emoji(标题、卡片图标、按钮、平台标签、状态栏图标等),仅保留语义必要的(血量❤、名次奖牌、返回箭头、警告⚠、新手引导步骤图标)</w:t>
+      </w:r>
+    </w:p>
+    <w:p>
+      <w:pPr>
+        <w:pStyle w:val="ListBullet"/>
+      </w:pPr>
+      <w:r>
+        <w:t>挑战模式遮挡问题(开局可见 64 张)待视觉模型方案确认,本次未调整</w:t>
       </w:r>
     </w:p>
     <w:p>

--- a/hualegexue/hlgx_summary_report.docx
+++ b/hualegexue/hlgx_summary_report.docx
@@ -119,7 +119,7 @@
         <w:rPr>
           <w:b/>
         </w:rPr>
-        <w:t>v2.2.7</w:t>
+        <w:t>v2.2.8</w:t>
       </w:r>
       <w:r>
         <w:t>(2026-08-11)</w:t>
@@ -2478,6 +2478,106 @@
       </w:pPr>
       <w:r>
         <w:t>挑战模式遮挡问题(开局可见 64 张)待视觉模型方案确认,本次未调整</w:t>
+      </w:r>
+    </w:p>
+    <w:p>
+      <w:pPr>
+        <w:pStyle w:val="Heading3"/>
+      </w:pPr>
+      <w:r>
+        <w:t>v2.2.8(2026-08-11)</w:t>
+      </w:r>
+    </w:p>
+    <w:p>
+      <w:r>
+        <w:rPr>
+          <w:i/>
+          <w:color w:val="666666"/>
+        </w:rPr>
+        <w:t>更新贡献人:ps</w:t>
+      </w:r>
+    </w:p>
+    <w:p>
+      <w:r/>
+      <w:r>
+        <w:rPr>
+          <w:b/>
+        </w:rPr>
+        <w:t>视觉 QA 复验与防御加固</w:t>
+      </w:r>
+      <w:r/>
+    </w:p>
+    <w:p>
+      <w:pPr>
+        <w:pStyle w:val="ListBullet"/>
+      </w:pPr>
+      <w:r/>
+      <w:r>
+        <w:rPr>
+          <w:b/>
+        </w:rPr>
+        <w:t>视觉模型反馈核验</w:t>
+      </w:r>
+      <w:r>
+        <w:t>:针对挑战模式进行幽灵容器/点击死区专项验证(新回归脚本 `qa-evidence/qa-extreme.mjs`,Playwright 实测):</w:t>
+      </w:r>
+    </w:p>
+    <w:p>
+      <w:r>
+        <w:t xml:space="preserve">  - 开局可见 64 张(4 尖端 + 2×2/3×3 层露出 + 8×8 层中间十字)✓</w:t>
+      </w:r>
+    </w:p>
+    <w:p>
+      <w:r>
+        <w:t xml:space="preserve">  - 4 个金字塔尖端全部可点击入槽 ✓</w:t>
+      </w:r>
+    </w:p>
+    <w:p>
+      <w:r>
+        <w:t xml:space="preserve">  - 取走尖端后 2×2 层 16 张全部解锁可点、3×3 层解锁卡可点 ✓</w:t>
+      </w:r>
+    </w:p>
+    <w:p>
+      <w:r>
+        <w:t xml:space="preserve">  - `elementFromPoint` 命中链检查:无幽灵容器命中 ✓</w:t>
+      </w:r>
+    </w:p>
+    <w:p>
+      <w:pPr>
+        <w:pStyle w:val="ListBullet"/>
+      </w:pPr>
+      <w:r/>
+      <w:r>
+        <w:rPr>
+          <w:b/>
+        </w:rPr>
+        <w:t>结论</w:t>
+      </w:r>
+      <w:r>
+        <w:t>:视觉模型返回的幽灵容器缺陷报告(2026-08-10 00:15)系 v2.1.1 修复前的旧报告——当前代码中 wrapper 已 `pointer-events-none`、视觉层 `auto`、移除层 `none`,缺陷不存在</w:t>
+      </w:r>
+    </w:p>
+    <w:p>
+      <w:pPr>
+        <w:pStyle w:val="ListBullet"/>
+      </w:pPr>
+      <w:r/>
+      <w:r>
+        <w:rPr>
+          <w:b/>
+        </w:rPr>
+        <w:t>防御加固</w:t>
+      </w:r>
+      <w:r>
+        <w:t>:按视觉模型建议,已移除卡牌的定位容器再显式内联 `pointer-events: none`(双保险,样式类被覆盖也不拦截)</w:t>
+      </w:r>
+    </w:p>
+    <w:p>
+      <w:pPr>
+        <w:pStyle w:val="ListBullet"/>
+      </w:pPr>
+      <w:r>
+        <w:t>挑战模式「开局 64 张可选」的布局遮挡问题仍待视觉模型新方案,未在本次调整</w:t>
       </w:r>
     </w:p>
     <w:p>

--- a/hualegexue/hlgx_summary_report.docx
+++ b/hualegexue/hlgx_summary_report.docx
@@ -119,7 +119,7 @@
         <w:rPr>
           <w:b/>
         </w:rPr>
-        <w:t>v2.2.8</w:t>
+        <w:t>v2.2.9</w:t>
       </w:r>
       <w:r>
         <w:t>(2026-08-11)</w:t>
@@ -2578,6 +2578,173 @@
       </w:pPr>
       <w:r>
         <w:t>挑战模式「开局 64 张可选」的布局遮挡问题仍待视觉模型新方案,未在本次调整</w:t>
+      </w:r>
+    </w:p>
+    <w:p>
+      <w:pPr>
+        <w:pStyle w:val="Heading3"/>
+      </w:pPr>
+      <w:r>
+        <w:t>v2.2.9(2026-08-11)</w:t>
+      </w:r>
+    </w:p>
+    <w:p>
+      <w:r>
+        <w:rPr>
+          <w:i/>
+          <w:color w:val="666666"/>
+        </w:rPr>
+        <w:t>更新贡献人:ps</w:t>
+      </w:r>
+    </w:p>
+    <w:p>
+      <w:r/>
+      <w:r>
+        <w:rPr>
+          <w:b/>
+        </w:rPr>
+        <w:t>挑战模式遮挡重构(层间完全遮盖, 按用户设计)</w:t>
+      </w:r>
+      <w:r/>
+    </w:p>
+    <w:p>
+      <w:pPr>
+        <w:pStyle w:val="ListBullet"/>
+      </w:pPr>
+      <w:r/>
+      <w:r>
+        <w:rPr>
+          <w:b/>
+        </w:rPr>
+        <w:t>小金字塔层间「完全遮盖」</w:t>
+      </w:r>
+      <w:r>
+        <w:t>:卡牌尺寸逐层变化,上层完全覆盖下层(像素遮挡实现,非逻辑锁定):</w:t>
+      </w:r>
+    </w:p>
+    <w:p>
+      <w:r>
+        <w:t xml:space="preserve">  - 第 1 层:1 张 </w:t>
+      </w:r>
+      <w:r>
+        <w:rPr>
+          <w:b/>
+        </w:rPr>
+        <w:t>150×150</w:t>
+      </w:r>
+      <w:r>
+        <w:t xml:space="preserve"> 大卡(面积 = 第 2 层单卡的 4 倍)</w:t>
+      </w:r>
+    </w:p>
+    <w:p>
+      <w:r>
+        <w:t xml:space="preserve">  - 第 2 层:4 张 </w:t>
+      </w:r>
+      <w:r>
+        <w:rPr>
+          <w:b/>
+        </w:rPr>
+        <w:t>75×75</w:t>
+      </w:r>
+      <w:r>
+        <w:t>,紧贴拼 150px 区域,被第 1 层完全覆盖 → 全部不可拾取</w:t>
+      </w:r>
+    </w:p>
+    <w:p>
+      <w:r>
+        <w:t xml:space="preserve">  - 第 3 层:9 张 </w:t>
+      </w:r>
+      <w:r>
+        <w:rPr>
+          <w:b/>
+        </w:rPr>
+        <w:t>50×50</w:t>
+      </w:r>
+      <w:r>
+        <w:t>,紧贴拼 150px 区域,被第 2 层完全覆盖 → 全部不可拾取</w:t>
+      </w:r>
+    </w:p>
+    <w:p>
+      <w:pPr>
+        <w:pStyle w:val="ListBullet"/>
+      </w:pPr>
+      <w:r/>
+      <w:r>
+        <w:rPr>
+          <w:b/>
+        </w:rPr>
+        <w:t>柱子与第三层完全一样且重合</w:t>
+      </w:r>
+      <w:r>
+        <w:t>:4 根 3×3 柱子(3 层,每层 9 张 50×50)与第 3 层同区域同位置,被完全遮盖</w:t>
+      </w:r>
+    </w:p>
+    <w:p>
+      <w:pPr>
+        <w:pStyle w:val="ListBullet"/>
+      </w:pPr>
+      <w:r/>
+      <w:r>
+        <w:rPr>
+          <w:b/>
+        </w:rPr>
+        <w:t>倒置「困难」八层金字塔</w:t>
+      </w:r>
+      <w:r>
+        <w:t>:58px 格/50px 卡,8×8 在顶(四角被柱子遮)、7×7…1×1 居中;相邻层 58px 错位 &lt; 50px 卡宽 → 下层被上层完全遮盖</w:t>
+      </w:r>
+    </w:p>
+    <w:p>
+      <w:pPr>
+        <w:pStyle w:val="ListBullet"/>
+      </w:pPr>
+      <w:r/>
+      <w:r>
+        <w:rPr>
+          <w:b/>
+        </w:rPr>
+        <w:t>开局仅 4 个金字塔尖(150 大卡)可拾取</w:t>
+      </w:r>
+      <w:r>
+        <w:t>;取走尖端 → 第 2 层 16 张露出 → 第 3 层 → 柱子 → 8×8 层 → 逐层至 1×1</w:t>
+      </w:r>
+    </w:p>
+    <w:p>
+      <w:pPr>
+        <w:pStyle w:val="ListBullet"/>
+      </w:pPr>
+      <w:r/>
+      <w:r>
+        <w:rPr>
+          <w:b/>
+        </w:rPr>
+        <w:t>已知几何限制</w:t>
+      </w:r>
+      <w:r>
+        <w:t>:8×8 层中间十字 28 张与 4 根柱子(4×9=36 张)无重叠,开局可见(开局可见合计 32 = 4 尖端 + 28 十字);若需 8×8 层完全不可见,后续可调整 8×8 层布局或柱子覆盖</w:t>
+      </w:r>
+    </w:p>
+    <w:p>
+      <w:pPr>
+        <w:pStyle w:val="ListBullet"/>
+      </w:pPr>
+      <w:r/>
+      <w:r>
+        <w:rPr>
+          <w:b/>
+        </w:rPr>
+        <w:t>变尺寸卡牌渲染</w:t>
+      </w:r>
+      <w:r>
+        <w:t>:Tile 增加 size 字段(150/75/50),遮挡判定/棋盘尺寸/字号缩放/层数角标全部按实际尺寸适配</w:t>
+      </w:r>
+    </w:p>
+    <w:p>
+      <w:pPr>
+        <w:pStyle w:val="ListBullet"/>
+      </w:pPr>
+      <w:r>
+        <w:t>测试更新:层间完全遮盖断言(尖端可见/2/3 层与柱子全遮/8×8 遮 36 露 28/开局可见 32/取尖后第二层全露/7×7 被 8×8 全遮);qa-extreme.mjs 12/12 通过</w:t>
       </w:r>
     </w:p>
     <w:p>

--- a/hualegexue/hlgx_summary_report.docx
+++ b/hualegexue/hlgx_summary_report.docx
@@ -119,7 +119,7 @@
         <w:rPr>
           <w:b/>
         </w:rPr>
-        <w:t>v2.2.9</w:t>
+        <w:t>v2.3.0</w:t>
       </w:r>
       <w:r>
         <w:t>(2026-08-11)</w:t>
@@ -2745,6 +2745,149 @@
       </w:pPr>
       <w:r>
         <w:t>测试更新:层间完全遮盖断言(尖端可见/2/3 层与柱子全遮/8×8 遮 36 露 28/开局可见 32/取尖后第二层全露/7×7 被 8×8 全遮);qa-extreme.mjs 12/12 通过</w:t>
+      </w:r>
+    </w:p>
+    <w:p>
+      <w:pPr>
+        <w:pStyle w:val="Heading3"/>
+      </w:pPr>
+      <w:r>
+        <w:t>v2.3.0(2026-08-11)</w:t>
+      </w:r>
+    </w:p>
+    <w:p>
+      <w:r>
+        <w:rPr>
+          <w:i/>
+          <w:color w:val="666666"/>
+        </w:rPr>
+        <w:t>更新贡献人:ps</w:t>
+      </w:r>
+    </w:p>
+    <w:p>
+      <w:r/>
+      <w:r>
+        <w:rPr>
+          <w:b/>
+        </w:rPr>
+        <w:t>遮挡体系重构(四项要求)</w:t>
+      </w:r>
+      <w:r/>
+    </w:p>
+    <w:p>
+      <w:pPr>
+        <w:pStyle w:val="ListBullet"/>
+      </w:pPr>
+      <w:r/>
+      <w:r>
+        <w:rPr>
+          <w:b/>
+        </w:rPr>
+        <w:t>① 金字塔与柱子向中心平移</w:t>
+      </w:r>
+      <w:r>
+        <w:t>:沿 45° 对角线平移 ½√2×50≈35.4px(水平/垂直各 25px),4 根柱子恰好</w:t>
+      </w:r>
+      <w:r>
+        <w:rPr>
+          <w:b/>
+        </w:rPr>
+        <w:t>完全覆盖 8×8 层 64 张</w:t>
+      </w:r>
+      <w:r>
+        <w:t>(每张被遮 ≥1/4)——彻底解决 v2.2.9 中间十字 28 张裸露问题</w:t>
+      </w:r>
+    </w:p>
+    <w:p>
+      <w:pPr>
+        <w:pStyle w:val="ListBullet"/>
+      </w:pPr>
+      <w:r/>
+      <w:r>
+        <w:rPr>
+          <w:b/>
+        </w:rPr>
+        <w:t>② 所有卡牌统一 50px</w:t>
+      </w:r>
+      <w:r>
+        <w:t>,小金字塔遮挡关系保持:</w:t>
+      </w:r>
+    </w:p>
+    <w:p>
+      <w:r>
+        <w:t xml:space="preserve">  - 第 1 层:1 张 @ 区域中心,覆盖第 2 层 4 张各 1/4 → 第 2 层全部不可拾取</w:t>
+      </w:r>
+    </w:p>
+    <w:p>
+      <w:r>
+        <w:t xml:space="preserve">  - 第 2 层:4 张 @ 3×3 区域 4 个交界中心,覆盖第 3 层 9 张各 ≥1/4 → 第 3 层全部不可拾取</w:t>
+      </w:r>
+    </w:p>
+    <w:p>
+      <w:r>
+        <w:t xml:space="preserve">  - 第 3 层:9 张满铺 150×150;柱子(3 层)与第三层完全一样且重合</w:t>
+      </w:r>
+    </w:p>
+    <w:p>
+      <w:pPr>
+        <w:pStyle w:val="ListBullet"/>
+      </w:pPr>
+      <w:r/>
+      <w:r>
+        <w:rPr>
+          <w:b/>
+        </w:rPr>
+        <w:t>③ 遮挡判定原则(v2.3.0)</w:t>
+      </w:r>
+      <w:r>
+        <w:t xml:space="preserve">:卡牌被上层覆盖面积 ≥ 本卡 </w:t>
+      </w:r>
+      <w:r>
+        <w:rPr>
+          <w:b/>
+        </w:rPr>
+        <w:t>1/4</w:t>
+      </w:r>
+      <w:r>
+        <w:t>(四分之一/二分之一/四分之三/全部)时不可拾取——替代原「任意重叠即遮挡」,判定更精确</w:t>
+      </w:r>
+    </w:p>
+    <w:p>
+      <w:pPr>
+        <w:pStyle w:val="ListBullet"/>
+      </w:pPr>
+      <w:r/>
+      <w:r>
+        <w:rPr>
+          <w:b/>
+        </w:rPr>
+        <w:t>④ 全关卡遮挡自洽检测</w:t>
+      </w:r>
+      <w:r>
+        <w:t>:新增测试对简单/标准/困难/挑战四个关卡逐一验证「blocked ⇔ 存在上层卡覆盖 ≥1/4」,杜绝幽灵容器、几何误差导致的错误遮挡与漏出</w:t>
+      </w:r>
+    </w:p>
+    <w:p>
+      <w:pPr>
+        <w:pStyle w:val="ListBullet"/>
+      </w:pPr>
+      <w:r/>
+      <w:r>
+        <w:rPr>
+          <w:b/>
+        </w:rPr>
+        <w:t>挑战模式开局仅 4 个金字塔尖可拾取</w:t>
+      </w:r>
+      <w:r>
+        <w:t>(qa-extreme.mjs 12/12 通过:开局可见 4、尖端可点、取走后第二层 16 张全露、elementFromPoint 无幽灵命中)</w:t>
+      </w:r>
+    </w:p>
+    <w:p>
+      <w:pPr>
+        <w:pStyle w:val="ListBullet"/>
+      </w:pPr>
+      <w:r>
+        <w:t>倒置「困难」八层金字塔改为紧贴 50px 卡(8×8=400px 在顶),逐层居中偏移 25px → 相邻层重叠 50% ≥1/4,下层被上层完全遮盖</w:t>
       </w:r>
     </w:p>
     <w:p>

--- a/hualegexue/hlgx_summary_report.docx
+++ b/hualegexue/hlgx_summary_report.docx
@@ -119,7 +119,7 @@
         <w:rPr>
           <w:b/>
         </w:rPr>
-        <w:t>v2.3.0</w:t>
+        <w:t>v2.3.1</w:t>
       </w:r>
       <w:r>
         <w:t>(2026-08-11)</w:t>
@@ -2888,6 +2888,86 @@
       </w:pPr>
       <w:r>
         <w:t>倒置「困难」八层金字塔改为紧贴 50px 卡(8×8=400px 在顶),逐层居中偏移 25px → 相邻层重叠 50% ≥1/4,下层被上层完全遮盖</w:t>
+      </w:r>
+    </w:p>
+    <w:p>
+      <w:pPr>
+        <w:pStyle w:val="Heading3"/>
+      </w:pPr>
+      <w:r>
+        <w:t>v2.3.1(2026-08-11)</w:t>
+      </w:r>
+    </w:p>
+    <w:p>
+      <w:r>
+        <w:rPr>
+          <w:i/>
+          <w:color w:val="666666"/>
+        </w:rPr>
+        <w:t>更新贡献人:ps</w:t>
+      </w:r>
+    </w:p>
+    <w:p>
+      <w:r/>
+      <w:r>
+        <w:rPr>
+          <w:b/>
+        </w:rPr>
+        <w:t>遮挡判定与卡牌间隙调整</w:t>
+      </w:r>
+      <w:r/>
+    </w:p>
+    <w:p>
+      <w:pPr>
+        <w:pStyle w:val="ListBullet"/>
+      </w:pPr>
+      <w:r/>
+      <w:r>
+        <w:rPr>
+          <w:b/>
+        </w:rPr>
+        <w:t>遮挡判定退回「任意重叠即遮挡」</w:t>
+      </w:r>
+      <w:r>
+        <w:t>:取消 v2.3.0 的 ≥1/4 面积阈值——卡牌被上层任何像素重叠即不可拾取</w:t>
+      </w:r>
+    </w:p>
+    <w:p>
+      <w:pPr>
+        <w:pStyle w:val="ListBullet"/>
+      </w:pPr>
+      <w:r/>
+      <w:r>
+        <w:rPr>
+          <w:b/>
+        </w:rPr>
+        <w:t>挑战模式同层卡牌加间隙</w:t>
+      </w:r>
+      <w:r>
+        <w:t>:全部改为 58px 格(卡 50px + 8px 间隙,与其他关卡一致),避免玩家误触相邻卡牌</w:t>
+      </w:r>
+    </w:p>
+    <w:p>
+      <w:pPr>
+        <w:pStyle w:val="ListBullet"/>
+      </w:pPr>
+      <w:r/>
+      <w:r>
+        <w:rPr>
+          <w:b/>
+        </w:rPr>
+        <w:t>关系保持不变</w:t>
+      </w:r>
+      <w:r>
+        <w:t>:层间完全遮盖(第一层盖第二层、第二层盖第三层、柱子与第三层重合)、柱子全覆盖 8×8 层、开局仅 4 个金字塔尖可拾取——层间重叠均为 21px+,任意重叠判定下全部成立</w:t>
+      </w:r>
+    </w:p>
+    <w:p>
+      <w:pPr>
+        <w:pStyle w:val="ListBullet"/>
+      </w:pPr>
+      <w:r>
+        <w:t>全关卡遮挡自洽检测同步改为「blocked ⇔ 存在上层卡像素重叠」(简单/标准/困难/挑战四关卡)</w:t>
       </w:r>
     </w:p>
     <w:p>
